--- a/Job Hunt 2026/2026-09-15 - Flock Safety - Creative Director (Brand, Film & Motion)/Job Description & Company Research - Flock Safety.docx
+++ b/Job Hunt 2026/2026-09-15 - Flock Safety - Creative Director (Brand, Film & Motion)/Job Description & Company Research - Flock Safety.docx
@@ -44,7 +44,7 @@
         </w:rPr>
         <w:t xml:space="preserve">APPLY:  </w:t>
       </w:r>
-      <w:hyperlink w:history="1" r:id="rId3m-m3wm9gis9gaua5_39k">
+      <w:hyperlink w:history="1" r:id="rIddazdgljmedaqiwadae1_g">
         <w:r>
           <w:rPr>
             <w:rFonts w:ascii="Calibri" w:cs="Calibri" w:eastAsia="Calibri" w:hAnsi="Calibri"/>
@@ -1061,7 +1061,7 @@
         </w:rPr>
         <w:t xml:space="preserve">Compensation In this role, you'll receive a starting salary between $200,000 and $250,000 as well as Flock Stock Options. Base salary is determined by job-related experience, education/training, as well as market indicators. Your recruiter will discuss this in depth with you during our first chat. Why Flock 💚 Every community deserves to be safe. Flock builds the technology that makes that real: last year we supported over 1 million criminal investigations and helped locate more than 10,000 missing people. We're 1,700 people building the impossible with over $1B in funding, and the expectations are high on purpose. If you want a role where the stakes are real and the pace matches, this is it. 📍Some problems get solved faster in the same room, so we prioritize candidates in Atlanta and Boston. Hub-based roles mean real in-person time with your coworkers. Remote roles exist, and when a posting is open to remote work, it says so. 🌟 The impossible takes every kind of mind. Flock is an equal opportunity employer, and we know the best solutions come from diverse perspectives, experiences, and skills working together with mutual respect. Everyone is welcome to apply. If you need assistance or an accommodation due to a disability, email [recruiting@flocksafety.com](mailto:recruiting@flocksafety.com); your information stays confidential and is used only to arrange the right accommodation for your interviews. 💰 On compensation. We pay fairly for the work. Base salary is determined by job-related experience, education, training, and market indicators. The range in this posting covers base salary only and doesn't include equity, sales bonus plans where applicable, or benefits. The range may be adjusted over time, and this posting may span more than one career level. 📣 One last thing. All legitimate communication from Flock comes from an email ending in @</w:t>
       </w:r>
-      <w:hyperlink w:history="1" r:id="rIdrj_sazqmpi_0fjiyhqrcp">
+      <w:hyperlink w:history="1" r:id="rIdqjycke4ovvxdidgzhk_hg">
         <w:r>
           <w:rPr>
             <w:rStyle w:val="Hyperlink"/>
@@ -1113,7 +1113,7 @@
           <w:sz w:val="21"/>
           <w:szCs w:val="21"/>
         </w:rPr>
-        <w:t xml:space="preserve">Flock Safety makes public-safety technology for police departments, cities, and businesses: license plate reader cameras, investigative software, and a drone program. Joshua's saved posting says the company has about 1,700 employees, has raised over $1B, and prefers candidates in its Atlanta and Boston hubs. All the reviews found are company-wide. None are about the creative, film, or marketing team. This research is thinner than planned. The run's shared web-search limit ran out after 3 of the 6 planned searches, so the Indeed-reviews search and the layoffs/lawsuit search never ran. Glassdoor, Blind, Indeed, Reddit, and the news sites could not be opened directly. The figures below come from search-result summaries, not from reading the pages.</w:t>
+        <w:t xml:space="preserve">Flock Safety is an Atlanta-based company that makes license plate reader cameras and related public safety software sold to police departments, cities, and businesses. Recent press puts it at about 1,500 employees and an $8B valuation, and it is described as remote-first. Both roles Joshua applied for sit in Marketing. The Creative Director role (Remote - USA / Los Angeles, listed at $200K-$250K) owns the visual identity and leads brand films, campaigns, and launch stories. The posting says it is "not a hands-off review role." The Senior Video Editor role (Film &amp; Editorial, Remote - USA, $100K-$120K plus stock options) would be Flock's first full-time dedicated editor. It covers documentary-style, brand, and product video. The company is going through a hard period. In October 2026, Reuters reported plans to cut about 270 jobs (about 18% of staff) after a voluntary buyout program. This comes amid public backlash over surveillance and a wave of city contract cancellations. I found no reviews specific to the creative or film team. All ratings below are company-wide, and many of the negative reviews come from sales roles.</w:t>
       </w:r>
     </w:p>
     <w:p>
@@ -1145,16 +1145,16 @@
           <w:sz w:val="21"/>
           <w:szCs w:val="21"/>
         </w:rPr>
-        <w:t xml:space="preserve">3.9 out of 5 (72% would recommend to a friend) (214)  </w:t>
-      </w:r>
-      <w:r>
-        <w:rPr>
-          <w:rFonts w:ascii="Calibri" w:cs="Calibri" w:eastAsia="Calibri" w:hAnsi="Calibri"/>
-          <w:color w:val="1A1A1A"/>
-          <w:sz w:val="21"/>
-          <w:szCs w:val="21"/>
-        </w:rPr>
-        <w:t xml:space="preserve">These figures are from a search summary of the Glassdoor page that names Flock Safety's CEO, Garrett Langley. Glassdoor also has pages for unrelated companies called 'Flock' (an insurance company and others, with 33 and 56 reviews). The page could not be opened to confirm the link, so treat this link as best-match, not verified. The rating was described as about average for IT employers. Recent reviewers praise the mission and their coworkers. They also describe a fast pace, a heavy workload, and too many meetings. One September 2025 review says the company underpays and has constant leadership changes, but it appears on a page whose CEO and industry do not match Flock Safety, so it may be about another company.</w:t>
+        <w:t xml:space="preserve">About 3.9 / 5 (one snapshot); about 70-72% would recommend to a friend; work-life balance about 3.5-3.8 depending on the cached page (About 212-214 reviews)  </w:t>
+      </w:r>
+      <w:r>
+        <w:rPr>
+          <w:rFonts w:ascii="Calibri" w:cs="Calibri" w:eastAsia="Calibri" w:hAnsi="Calibri"/>
+          <w:color w:val="1A1A1A"/>
+          <w:sz w:val="21"/>
+          <w:szCs w:val="21"/>
+        </w:rPr>
+        <w:t xml:space="preserve">Company-wide. Glassdoor has several 'Flock' pages. Only employer ID E2121535 is Flock Safety. The 4.7 (33 reviews, insurance industry) and 3.8 (56 reviews, different CEO) pages belong to other companies and should be ignored. On the Flock Safety page, reviewers praise the mission, coworkers, and room to take on new work. Common complaints are a fast pace with frequent change, heavy workload, too many meetings, and managers without training. Recent reviews include a January 2026 one saying PIPs are handed out freely and sales territories change every quarter, and others citing high turnover and a gap between senior leaders and the product. Many of the harshest reviews come from sales staff. The Atlanta-only page shows 4.0 from 84 reviews. Numbers come from cached search snapshots and may have shifted.</w:t>
       </w:r>
       <w:r>
         <w:rPr>
@@ -1165,7 +1165,7 @@
         </w:rPr>
         <w:t xml:space="preserve"> </w:t>
       </w:r>
-      <w:hyperlink w:history="1" r:id="rId31nkcabjwuemuxzwq5nax">
+      <w:hyperlink w:history="1" r:id="rId3noyubglr6lmagh-kfsln">
         <w:r>
           <w:rPr>
             <w:rFonts w:ascii="Calibri" w:cs="Calibri" w:eastAsia="Calibri" w:hAnsi="Calibri"/>
@@ -1207,16 +1207,16 @@
           <w:sz w:val="21"/>
           <w:szCs w:val="21"/>
         </w:rPr>
-        <w:t xml:space="preserve">Work Wellbeing score 71 (out of 100), not a star rating  </w:t>
-      </w:r>
-      <w:r>
-        <w:rPr>
-          <w:rFonts w:ascii="Calibri" w:cs="Calibri" w:eastAsia="Calibri" w:hAnsi="Calibri"/>
-          <w:color w:val="1A1A1A"/>
-          <w:sz w:val="21"/>
-          <w:szCs w:val="21"/>
-        </w:rPr>
-        <w:t xml:space="preserve">From a search summary only. The Indeed connector failed to connect today, so the company-data tool could not be used. The search summary says Indeed rates purpose and satisfaction above average and stress low. No review count or star rating was returned, and the page could not be opened.</w:t>
+        <w:t xml:space="preserve">3.1 / 5 from 29 reviews (page updated June 8, 2026); Work Wellbeing score 70-71 ('Average') from 28 survey responses  </w:t>
+      </w:r>
+      <w:r>
+        <w:rPr>
+          <w:rFonts w:ascii="Calibri" w:cs="Calibri" w:eastAsia="Calibri" w:hAnsi="Calibri"/>
+          <w:color w:val="1A1A1A"/>
+          <w:sz w:val="21"/>
+          <w:szCs w:val="21"/>
+        </w:rPr>
+        <w:t xml:space="preserve">Company-wide, small sample. Category scores: management 2.8 (lowest), work-life balance 3.0, culture 3.1, pay and benefits 3.7 (highest). A recent Marketing Manager review is positive and mentions growth, flexible PTO, and fertility benefits. Negative reviews cite weak management and limited advancement. One Atlanta reviewer reported 75-hour weeks and managers who are 'too busy and out of touch.' Older field-technician reviews raise safety concerns. The Indeed MCP connector failed to connect, so these figures come from web search snapshots only.</w:t>
       </w:r>
       <w:r>
         <w:rPr>
@@ -1227,7 +1227,7 @@
         </w:rPr>
         <w:t xml:space="preserve"> </w:t>
       </w:r>
-      <w:hyperlink w:history="1" r:id="rId0fa23b3ofu4pkvz7cagin">
+      <w:hyperlink w:history="1" r:id="rIdhorcl8n37b8_hfzf4ksn0">
         <w:r>
           <w:rPr>
             <w:rFonts w:ascii="Calibri" w:cs="Calibri" w:eastAsia="Calibri" w:hAnsi="Calibri"/>
@@ -1258,17 +1258,29 @@
     </w:p>
     <w:p>
       <w:pPr>
-        <w:spacing w:after="100" w:line="264"/>
-      </w:pPr>
-      <w:r>
-        <w:rPr>
-          <w:rFonts w:ascii="Calibri" w:cs="Calibri" w:eastAsia="Calibri" w:hAnsi="Calibri"/>
-          <w:color w:val="1A1A1A"/>
-          <w:sz w:val="21"/>
-          <w:szCs w:val="21"/>
-        </w:rPr>
-        <w:t xml:space="preserve">No Reddit threads from Flock Safety employees came back. The site:reddit.com search mostly returned news stories. A company-signals aggregator (Autobound) lists a Reddit post in r/privacy about Flock's drone business, where most commenters were negative. That post is about how the public sees the company, not about working there. No Reddit link was returned directly, so no thread is listed.</w:t>
-      </w:r>
+        <w:spacing w:after="100"/>
+      </w:pPr>
+      <w:r>
+        <w:rPr>
+          <w:rFonts w:ascii="Calibri" w:cs="Calibri" w:eastAsia="Calibri" w:hAnsi="Calibri"/>
+          <w:color w:val="1A1A1A"/>
+          <w:sz w:val="21"/>
+          <w:szCs w:val="21"/>
+        </w:rPr>
+        <w:t xml:space="preserve">Reddit could not be searched for this sheet: Reddit blocks the automated search Claude uses. Open the link to read what people say there. </w:t>
+      </w:r>
+      <w:hyperlink w:history="1" r:id="rIdpt9de4yxn35eblbiru8w8">
+        <w:r>
+          <w:rPr>
+            <w:rFonts w:ascii="Calibri" w:cs="Calibri" w:eastAsia="Calibri" w:hAnsi="Calibri"/>
+            <w:color w:val="1A4D8F"/>
+            <w:sz w:val="21"/>
+            <w:szCs w:val="21"/>
+            <w:u w:val="single"/>
+          </w:rPr>
+          <w:t xml:space="preserve">Search Reddit for Flock Safety</w:t>
+        </w:r>
+      </w:hyperlink>
     </w:p>
     <w:p>
       <w:pPr>
@@ -1321,7 +1333,7 @@
           <w:sz w:val="21"/>
           <w:szCs w:val="21"/>
         </w:rPr>
-        <w:t xml:space="preserve">Employees say the work has a clear mission. Glassdoor reviewers praise the mission and their colleagues, and Indeed rates purpose and satisfaction above average.</w:t>
+        <w:t xml:space="preserve">Reviewers across sites name the mission and the people as the main reasons they like the job. They describe coworkers as talented and the culture as supportive. This feedback is company-wide, not specific to the creative team.</w:t>
       </w:r>
       <w:r>
         <w:rPr>
@@ -1332,7 +1344,7 @@
         </w:rPr>
         <w:t xml:space="preserve"> </w:t>
       </w:r>
-      <w:hyperlink w:history="1" r:id="rIdfg9kmsw0kxpyabyiykkcy">
+      <w:hyperlink w:history="1" r:id="rId3easxk9jlqrqpcdotfklz">
         <w:r>
           <w:rPr>
             <w:rFonts w:ascii="Calibri" w:cs="Calibri" w:eastAsia="Calibri" w:hAnsi="Calibri"/>
@@ -1352,7 +1364,7 @@
         </w:rPr>
         <w:t xml:space="preserve"> </w:t>
       </w:r>
-      <w:hyperlink w:history="1" r:id="rIdchwvp_qsaam2hvj967iwk">
+      <w:hyperlink w:history="1" r:id="rIdui4ixw6wuff7cwjy01pwa">
         <w:r>
           <w:rPr>
             <w:rFonts w:ascii="Calibri" w:cs="Calibri" w:eastAsia="Calibri" w:hAnsi="Calibri"/>
@@ -1363,25 +1375,6 @@
           <w:t xml:space="preserve">[2]</w:t>
         </w:r>
       </w:hyperlink>
-    </w:p>
-    <w:p>
-      <w:pPr>
-        <w:pStyle w:val="ListParagraph"/>
-        <w:numPr>
-          <w:ilvl w:val="0"/>
-          <w:numId w:val="2"/>
-        </w:numPr>
-        <w:spacing w:after="50" w:line="259"/>
-      </w:pPr>
-      <w:r>
-        <w:rPr>
-          <w:rFonts w:ascii="Calibri" w:cs="Calibri" w:eastAsia="Calibri" w:hAnsi="Calibri"/>
-          <w:color w:val="1A1A1A"/>
-          <w:sz w:val="21"/>
-          <w:szCs w:val="21"/>
-        </w:rPr>
-        <w:t xml:space="preserve">Reviewers mention talented coworkers and a 'generally very helpful' culture. This comes from a search summary of review sites, and which site it came from was not confirmed.</w:t>
-      </w:r>
       <w:r>
         <w:rPr>
           <w:rFonts w:ascii="Calibri" w:cs="Calibri" w:eastAsia="Calibri" w:hAnsi="Calibri"/>
@@ -1391,7 +1384,7 @@
         </w:rPr>
         <w:t xml:space="preserve"> </w:t>
       </w:r>
-      <w:hyperlink w:history="1" r:id="rIdvibpleywmr2cbr1cu0ker">
+      <w:hyperlink w:history="1" r:id="rId63wcuksu4rowd7qmlo_wo">
         <w:r>
           <w:rPr>
             <w:rFonts w:ascii="Calibri" w:cs="Calibri" w:eastAsia="Calibri" w:hAnsi="Calibri"/>
@@ -1399,7 +1392,7 @@
             <w:sz w:val="17"/>
             <w:szCs w:val="17"/>
           </w:rPr>
-          <w:t xml:space="preserve">[1]</w:t>
+          <w:t xml:space="preserve">[3]</w:t>
         </w:r>
       </w:hyperlink>
       <w:r>
@@ -1411,7 +1404,7 @@
         </w:rPr>
         <w:t xml:space="preserve"> </w:t>
       </w:r>
-      <w:hyperlink w:history="1" r:id="rIdybo--jpnrmjzgdfjrr09f">
+      <w:hyperlink w:history="1" r:id="rIdz-xxbudozjezka_8s8h59">
         <w:r>
           <w:rPr>
             <w:rFonts w:ascii="Calibri" w:cs="Calibri" w:eastAsia="Calibri" w:hAnsi="Calibri"/>
@@ -1419,7 +1412,7 @@
             <w:sz w:val="17"/>
             <w:szCs w:val="17"/>
           </w:rPr>
-          <w:t xml:space="preserve">[2]</w:t>
+          <w:t xml:space="preserve">[4]</w:t>
         </w:r>
       </w:hyperlink>
     </w:p>
@@ -1439,7 +1432,7 @@
           <w:sz w:val="21"/>
           <w:szCs w:val="21"/>
         </w:rPr>
-        <w:t xml:space="preserve">Reviewers describe owning their work and having room to grow. This comes from search summaries, not from individual reviews that could be read.</w:t>
+        <w:t xml:space="preserve">Both posted salaries are clear and competitive for remote roles. Creative Director lists $200K-$250K. Senior Video Editor lists $100K-$120K plus stock options.</w:t>
       </w:r>
       <w:r>
         <w:rPr>
@@ -1450,7 +1443,7 @@
         </w:rPr>
         <w:t xml:space="preserve"> </w:t>
       </w:r>
-      <w:hyperlink w:history="1" r:id="rIdc-tfcqnvpu-xn1rcsvbeh">
+      <w:hyperlink w:history="1" r:id="rIdxpsi1iiesbx-dxy_sqp7l">
         <w:r>
           <w:rPr>
             <w:rFonts w:ascii="Calibri" w:cs="Calibri" w:eastAsia="Calibri" w:hAnsi="Calibri"/>
@@ -1470,7 +1463,7 @@
         </w:rPr>
         <w:t xml:space="preserve"> </w:t>
       </w:r>
-      <w:hyperlink w:history="1" r:id="rIdfj4-6mu3urmvagcj6bao8">
+      <w:hyperlink w:history="1" r:id="rIdqpdxko2u41zsm8exh6mem">
         <w:r>
           <w:rPr>
             <w:rFonts w:ascii="Calibri" w:cs="Calibri" w:eastAsia="Calibri" w:hAnsi="Calibri"/>
@@ -1481,25 +1474,6 @@
           <w:t xml:space="preserve">[2]</w:t>
         </w:r>
       </w:hyperlink>
-    </w:p>
-    <w:p>
-      <w:pPr>
-        <w:pStyle w:val="ListParagraph"/>
-        <w:numPr>
-          <w:ilvl w:val="0"/>
-          <w:numId w:val="2"/>
-        </w:numPr>
-        <w:spacing w:after="50" w:line="259"/>
-      </w:pPr>
-      <w:r>
-        <w:rPr>
-          <w:rFonts w:ascii="Calibri" w:cs="Calibri" w:eastAsia="Calibri" w:hAnsi="Calibri"/>
-          <w:color w:val="1A1A1A"/>
-          <w:sz w:val="21"/>
-          <w:szCs w:val="21"/>
-        </w:rPr>
-        <w:t xml:space="preserve">One Glassdoor reviewer lists unlimited PTO, good benefits, hybrid work, and department onsites. That is a single reviewer, and the date is unknown.</w:t>
-      </w:r>
       <w:r>
         <w:rPr>
           <w:rFonts w:ascii="Calibri" w:cs="Calibri" w:eastAsia="Calibri" w:hAnsi="Calibri"/>
@@ -1509,7 +1483,7 @@
         </w:rPr>
         <w:t xml:space="preserve"> </w:t>
       </w:r>
-      <w:hyperlink w:history="1" r:id="rIdskuh0qb2i0kidqgp_6wdf">
+      <w:hyperlink w:history="1" r:id="rIdsm70dfw1cwfypwod__-df">
         <w:r>
           <w:rPr>
             <w:rFonts w:ascii="Calibri" w:cs="Calibri" w:eastAsia="Calibri" w:hAnsi="Calibri"/>
@@ -1517,28 +1491,9 @@
             <w:sz w:val="17"/>
             <w:szCs w:val="17"/>
           </w:rPr>
-          <w:t xml:space="preserve">[1]</w:t>
-        </w:r>
-      </w:hyperlink>
-    </w:p>
-    <w:p>
-      <w:pPr>
-        <w:pStyle w:val="ListParagraph"/>
-        <w:numPr>
-          <w:ilvl w:val="0"/>
-          <w:numId w:val="2"/>
-        </w:numPr>
-        <w:spacing w:after="50" w:line="259"/>
-      </w:pPr>
-      <w:r>
-        <w:rPr>
-          <w:rFonts w:ascii="Calibri" w:cs="Calibri" w:eastAsia="Calibri" w:hAnsi="Calibri"/>
-          <w:color w:val="1A1A1A"/>
-          <w:sz w:val="21"/>
-          <w:szCs w:val="21"/>
-        </w:rPr>
-        <w:t xml:space="preserve">Blind rates the company 4.4 out of 5, with work-life balance highest at 4.5. That is only 18 reviews, so it is a small sample. Indeed rates stress low. This conflicts somewhat with the Glassdoor comments about heavy workload.</w:t>
-      </w:r>
+          <w:t xml:space="preserve">[3]</w:t>
+        </w:r>
+      </w:hyperlink>
       <w:r>
         <w:rPr>
           <w:rFonts w:ascii="Calibri" w:cs="Calibri" w:eastAsia="Calibri" w:hAnsi="Calibri"/>
@@ -1548,7 +1503,7 @@
         </w:rPr>
         <w:t xml:space="preserve"> </w:t>
       </w:r>
-      <w:hyperlink w:history="1" r:id="rIdnrb5jzkxwzetzxzgquf8w">
+      <w:hyperlink w:history="1" r:id="rIdriqli_xfu2gteg84avccw">
         <w:r>
           <w:rPr>
             <w:rFonts w:ascii="Calibri" w:cs="Calibri" w:eastAsia="Calibri" w:hAnsi="Calibri"/>
@@ -1556,6 +1511,45 @@
             <w:sz w:val="17"/>
             <w:szCs w:val="17"/>
           </w:rPr>
+          <w:t xml:space="preserve">[4]</w:t>
+        </w:r>
+      </w:hyperlink>
+    </w:p>
+    <w:p>
+      <w:pPr>
+        <w:pStyle w:val="ListParagraph"/>
+        <w:numPr>
+          <w:ilvl w:val="0"/>
+          <w:numId w:val="2"/>
+        </w:numPr>
+        <w:spacing w:after="50" w:line="259"/>
+      </w:pPr>
+      <w:r>
+        <w:rPr>
+          <w:rFonts w:ascii="Calibri" w:cs="Calibri" w:eastAsia="Calibri" w:hAnsi="Calibri"/>
+          <w:color w:val="1A1A1A"/>
+          <w:sz w:val="21"/>
+          <w:szCs w:val="21"/>
+        </w:rPr>
+        <w:t xml:space="preserve">The creative group is being built, which gives a new hire room to shape it. Flock has posted a Creative Director, its first full-time dedicated video editor, a Creative Manager (player-coach), and a Senior Creative Operations Producer for brand and video projects. The Creative Director posting calls for hands-on work on concepts and edits, not only review.</w:t>
+      </w:r>
+      <w:r>
+        <w:rPr>
+          <w:rFonts w:ascii="Calibri" w:cs="Calibri" w:eastAsia="Calibri" w:hAnsi="Calibri"/>
+          <w:color w:val="1A1A1A"/>
+          <w:sz w:val="21"/>
+          <w:szCs w:val="21"/>
+        </w:rPr>
+        <w:t xml:space="preserve"> </w:t>
+      </w:r>
+      <w:hyperlink w:history="1" r:id="rIdezsyesdm1kxf25mf0y_-m">
+        <w:r>
+          <w:rPr>
+            <w:rFonts w:ascii="Calibri" w:cs="Calibri" w:eastAsia="Calibri" w:hAnsi="Calibri"/>
+            <w:color w:val="1A4D8F"/>
+            <w:sz w:val="17"/>
+            <w:szCs w:val="17"/>
+          </w:rPr>
           <w:t xml:space="preserve">[1]</w:t>
         </w:r>
       </w:hyperlink>
@@ -1568,7 +1562,264 @@
         </w:rPr>
         <w:t xml:space="preserve"> </w:t>
       </w:r>
-      <w:hyperlink w:history="1" r:id="rIdtppssh1u7v64cm_doeprq">
+      <w:hyperlink w:history="1" r:id="rIdfelekdkgszszosgybemdu">
+        <w:r>
+          <w:rPr>
+            <w:rFonts w:ascii="Calibri" w:cs="Calibri" w:eastAsia="Calibri" w:hAnsi="Calibri"/>
+            <w:color w:val="1A4D8F"/>
+            <w:sz w:val="17"/>
+            <w:szCs w:val="17"/>
+          </w:rPr>
+          <w:t xml:space="preserve">[2]</w:t>
+        </w:r>
+      </w:hyperlink>
+      <w:r>
+        <w:rPr>
+          <w:rFonts w:ascii="Calibri" w:cs="Calibri" w:eastAsia="Calibri" w:hAnsi="Calibri"/>
+          <w:color w:val="1A1A1A"/>
+          <w:sz w:val="21"/>
+          <w:szCs w:val="21"/>
+        </w:rPr>
+        <w:t xml:space="preserve"> </w:t>
+      </w:r>
+      <w:hyperlink w:history="1" r:id="rIddj9uitvy6kptb7tsc5ds8">
+        <w:r>
+          <w:rPr>
+            <w:rFonts w:ascii="Calibri" w:cs="Calibri" w:eastAsia="Calibri" w:hAnsi="Calibri"/>
+            <w:color w:val="1A4D8F"/>
+            <w:sz w:val="17"/>
+            <w:szCs w:val="17"/>
+          </w:rPr>
+          <w:t xml:space="preserve">[3]</w:t>
+        </w:r>
+      </w:hyperlink>
+      <w:r>
+        <w:rPr>
+          <w:rFonts w:ascii="Calibri" w:cs="Calibri" w:eastAsia="Calibri" w:hAnsi="Calibri"/>
+          <w:color w:val="1A1A1A"/>
+          <w:sz w:val="21"/>
+          <w:szCs w:val="21"/>
+        </w:rPr>
+        <w:t xml:space="preserve"> </w:t>
+      </w:r>
+      <w:hyperlink w:history="1" r:id="rId0qn6bdiylpe5-7yl6qfej">
+        <w:r>
+          <w:rPr>
+            <w:rFonts w:ascii="Calibri" w:cs="Calibri" w:eastAsia="Calibri" w:hAnsi="Calibri"/>
+            <w:color w:val="1A4D8F"/>
+            <w:sz w:val="17"/>
+            <w:szCs w:val="17"/>
+          </w:rPr>
+          <w:t xml:space="preserve">[4]</w:t>
+        </w:r>
+      </w:hyperlink>
+    </w:p>
+    <w:p>
+      <w:pPr>
+        <w:pStyle w:val="ListParagraph"/>
+        <w:numPr>
+          <w:ilvl w:val="0"/>
+          <w:numId w:val="2"/>
+        </w:numPr>
+        <w:spacing w:after="50" w:line="259"/>
+      </w:pPr>
+      <w:r>
+        <w:rPr>
+          <w:rFonts w:ascii="Calibri" w:cs="Calibri" w:eastAsia="Calibri" w:hAnsi="Calibri"/>
+          <w:color w:val="1A1A1A"/>
+          <w:sz w:val="21"/>
+          <w:szCs w:val="21"/>
+        </w:rPr>
+        <w:t xml:space="preserve">The company is described as remote-first, and both roles are listed as Remote - USA. That works for someone based in Mesa, Arizona.</w:t>
+      </w:r>
+      <w:r>
+        <w:rPr>
+          <w:rFonts w:ascii="Calibri" w:cs="Calibri" w:eastAsia="Calibri" w:hAnsi="Calibri"/>
+          <w:color w:val="1A1A1A"/>
+          <w:sz w:val="21"/>
+          <w:szCs w:val="21"/>
+        </w:rPr>
+        <w:t xml:space="preserve"> </w:t>
+      </w:r>
+      <w:hyperlink w:history="1" r:id="rIdlqupptby5a7pmisp8kq0b">
+        <w:r>
+          <w:rPr>
+            <w:rFonts w:ascii="Calibri" w:cs="Calibri" w:eastAsia="Calibri" w:hAnsi="Calibri"/>
+            <w:color w:val="1A4D8F"/>
+            <w:sz w:val="17"/>
+            <w:szCs w:val="17"/>
+          </w:rPr>
+          <w:t xml:space="preserve">[1]</w:t>
+        </w:r>
+      </w:hyperlink>
+      <w:r>
+        <w:rPr>
+          <w:rFonts w:ascii="Calibri" w:cs="Calibri" w:eastAsia="Calibri" w:hAnsi="Calibri"/>
+          <w:color w:val="1A1A1A"/>
+          <w:sz w:val="21"/>
+          <w:szCs w:val="21"/>
+        </w:rPr>
+        <w:t xml:space="preserve"> </w:t>
+      </w:r>
+      <w:hyperlink w:history="1" r:id="rIdfjbxife8pmf6ztmic1yds">
+        <w:r>
+          <w:rPr>
+            <w:rFonts w:ascii="Calibri" w:cs="Calibri" w:eastAsia="Calibri" w:hAnsi="Calibri"/>
+            <w:color w:val="1A4D8F"/>
+            <w:sz w:val="17"/>
+            <w:szCs w:val="17"/>
+          </w:rPr>
+          <w:t xml:space="preserve">[2]</w:t>
+        </w:r>
+      </w:hyperlink>
+      <w:r>
+        <w:rPr>
+          <w:rFonts w:ascii="Calibri" w:cs="Calibri" w:eastAsia="Calibri" w:hAnsi="Calibri"/>
+          <w:color w:val="1A1A1A"/>
+          <w:sz w:val="21"/>
+          <w:szCs w:val="21"/>
+        </w:rPr>
+        <w:t xml:space="preserve"> </w:t>
+      </w:r>
+      <w:hyperlink w:history="1" r:id="rId9yaqpcc5_qpqyu9iczfoo">
+        <w:r>
+          <w:rPr>
+            <w:rFonts w:ascii="Calibri" w:cs="Calibri" w:eastAsia="Calibri" w:hAnsi="Calibri"/>
+            <w:color w:val="1A4D8F"/>
+            <w:sz w:val="17"/>
+            <w:szCs w:val="17"/>
+          </w:rPr>
+          <w:t xml:space="preserve">[3]</w:t>
+        </w:r>
+      </w:hyperlink>
+    </w:p>
+    <w:p>
+      <w:pPr>
+        <w:pStyle w:val="ListParagraph"/>
+        <w:numPr>
+          <w:ilvl w:val="0"/>
+          <w:numId w:val="2"/>
+        </w:numPr>
+        <w:spacing w:after="50" w:line="259"/>
+      </w:pPr>
+      <w:r>
+        <w:rPr>
+          <w:rFonts w:ascii="Calibri" w:cs="Calibri" w:eastAsia="Calibri" w:hAnsi="Calibri"/>
+          <w:color w:val="1A1A1A"/>
+          <w:sz w:val="21"/>
+          <w:szCs w:val="21"/>
+        </w:rPr>
+        <w:t xml:space="preserve">Pay and benefits score highest of Indeed's categories (3.7). Reviewers mention flexible or unlimited PTO, fertility benefits, and an equipment and home-office start-up bonus. Blind's overall rating is 4.4, but it rests on only 18-19 reviews.</w:t>
+      </w:r>
+      <w:r>
+        <w:rPr>
+          <w:rFonts w:ascii="Calibri" w:cs="Calibri" w:eastAsia="Calibri" w:hAnsi="Calibri"/>
+          <w:color w:val="1A1A1A"/>
+          <w:sz w:val="21"/>
+          <w:szCs w:val="21"/>
+        </w:rPr>
+        <w:t xml:space="preserve"> </w:t>
+      </w:r>
+      <w:hyperlink w:history="1" r:id="rIdhh2lvojpaz-3wabhpaaju">
+        <w:r>
+          <w:rPr>
+            <w:rFonts w:ascii="Calibri" w:cs="Calibri" w:eastAsia="Calibri" w:hAnsi="Calibri"/>
+            <w:color w:val="1A4D8F"/>
+            <w:sz w:val="17"/>
+            <w:szCs w:val="17"/>
+          </w:rPr>
+          <w:t xml:space="preserve">[1]</w:t>
+        </w:r>
+      </w:hyperlink>
+      <w:r>
+        <w:rPr>
+          <w:rFonts w:ascii="Calibri" w:cs="Calibri" w:eastAsia="Calibri" w:hAnsi="Calibri"/>
+          <w:color w:val="1A1A1A"/>
+          <w:sz w:val="21"/>
+          <w:szCs w:val="21"/>
+        </w:rPr>
+        <w:t xml:space="preserve"> </w:t>
+      </w:r>
+      <w:hyperlink w:history="1" r:id="rIdvqv5llqpqnlci4wx5dmnj">
+        <w:r>
+          <w:rPr>
+            <w:rFonts w:ascii="Calibri" w:cs="Calibri" w:eastAsia="Calibri" w:hAnsi="Calibri"/>
+            <w:color w:val="1A4D8F"/>
+            <w:sz w:val="17"/>
+            <w:szCs w:val="17"/>
+          </w:rPr>
+          <w:t xml:space="preserve">[2]</w:t>
+        </w:r>
+      </w:hyperlink>
+      <w:r>
+        <w:rPr>
+          <w:rFonts w:ascii="Calibri" w:cs="Calibri" w:eastAsia="Calibri" w:hAnsi="Calibri"/>
+          <w:color w:val="1A1A1A"/>
+          <w:sz w:val="21"/>
+          <w:szCs w:val="21"/>
+        </w:rPr>
+        <w:t xml:space="preserve"> </w:t>
+      </w:r>
+      <w:hyperlink w:history="1" r:id="rId8a3fbyhtlh8h_2i6to0in">
+        <w:r>
+          <w:rPr>
+            <w:rFonts w:ascii="Calibri" w:cs="Calibri" w:eastAsia="Calibri" w:hAnsi="Calibri"/>
+            <w:color w:val="1A4D8F"/>
+            <w:sz w:val="17"/>
+            <w:szCs w:val="17"/>
+          </w:rPr>
+          <w:t xml:space="preserve">[3]</w:t>
+        </w:r>
+      </w:hyperlink>
+    </w:p>
+    <w:p>
+      <w:pPr>
+        <w:pStyle w:val="ListParagraph"/>
+        <w:numPr>
+          <w:ilvl w:val="0"/>
+          <w:numId w:val="2"/>
+        </w:numPr>
+        <w:spacing w:after="50" w:line="259"/>
+      </w:pPr>
+      <w:r>
+        <w:rPr>
+          <w:rFonts w:ascii="Calibri" w:cs="Calibri" w:eastAsia="Calibri" w:hAnsi="Calibri"/>
+          <w:color w:val="1A1A1A"/>
+          <w:sz w:val="21"/>
+          <w:szCs w:val="21"/>
+        </w:rPr>
+        <w:t xml:space="preserve">Some reviewers value the autonomy and the chance to take on new projects. One Glassdoor review is titled 'Fast-paced company full of opportunity.' Flock was also on Built In's 2024 Best Places to Work list, though that list is older and predates the 2026 turmoil.</w:t>
+      </w:r>
+      <w:r>
+        <w:rPr>
+          <w:rFonts w:ascii="Calibri" w:cs="Calibri" w:eastAsia="Calibri" w:hAnsi="Calibri"/>
+          <w:color w:val="1A1A1A"/>
+          <w:sz w:val="21"/>
+          <w:szCs w:val="21"/>
+        </w:rPr>
+        <w:t xml:space="preserve"> </w:t>
+      </w:r>
+      <w:hyperlink w:history="1" r:id="rIdep9ifcqnmxk5r9bz4cua_">
+        <w:r>
+          <w:rPr>
+            <w:rFonts w:ascii="Calibri" w:cs="Calibri" w:eastAsia="Calibri" w:hAnsi="Calibri"/>
+            <w:color w:val="1A4D8F"/>
+            <w:sz w:val="17"/>
+            <w:szCs w:val="17"/>
+          </w:rPr>
+          <w:t xml:space="preserve">[1]</w:t>
+        </w:r>
+      </w:hyperlink>
+      <w:r>
+        <w:rPr>
+          <w:rFonts w:ascii="Calibri" w:cs="Calibri" w:eastAsia="Calibri" w:hAnsi="Calibri"/>
+          <w:color w:val="1A1A1A"/>
+          <w:sz w:val="21"/>
+          <w:szCs w:val="21"/>
+        </w:rPr>
+        <w:t xml:space="preserve"> </w:t>
+      </w:r>
+      <w:hyperlink w:history="1" r:id="rIdsxoh1h51w3h0ex_1litxz">
         <w:r>
           <w:rPr>
             <w:rFonts w:ascii="Calibri" w:cs="Calibri" w:eastAsia="Calibri" w:hAnsi="Calibri"/>
@@ -1612,7 +1863,7 @@
           <w:sz w:val="21"/>
           <w:szCs w:val="21"/>
         </w:rPr>
-        <w:t xml:space="preserve">The pace is fast and the workload heavy. Glassdoor reviewers say the pace and workload can be intense. The posting itself says 'the expectations are high on purpose.'</w:t>
+        <w:t xml:space="preserve">Flock is reducing staff right now. Reuters reported (Oct 8, 2026) plans to cut about 270 jobs, about 18% of roughly 1,500 staff, after a voluntary separation program that closed Oct 2. Departures are expected at the end of October, and WIRED's sources said layoffs would 'almost certainly' follow if too few people took the buyout. Nothing found says whether marketing or creative roles are affected.</w:t>
       </w:r>
       <w:r>
         <w:rPr>
@@ -1623,7 +1874,7 @@
         </w:rPr>
         <w:t xml:space="preserve"> </w:t>
       </w:r>
-      <w:hyperlink w:history="1" r:id="rIdioarx6l26spgnlw5acw8s">
+      <w:hyperlink w:history="1" r:id="rIdclokxeh-epxjlwecpaeml">
         <w:r>
           <w:rPr>
             <w:rFonts w:ascii="Calibri" w:cs="Calibri" w:eastAsia="Calibri" w:hAnsi="Calibri"/>
@@ -1634,25 +1885,6 @@
           <w:t xml:space="preserve">[1]</w:t>
         </w:r>
       </w:hyperlink>
-    </w:p>
-    <w:p>
-      <w:pPr>
-        <w:pStyle w:val="ListParagraph"/>
-        <w:numPr>
-          <w:ilvl w:val="0"/>
-          <w:numId w:val="2"/>
-        </w:numPr>
-        <w:spacing w:after="50" w:line="259"/>
-      </w:pPr>
-      <w:r>
-        <w:rPr>
-          <w:rFonts w:ascii="Calibri" w:cs="Calibri" w:eastAsia="Calibri" w:hAnsi="Calibri"/>
-          <w:color w:val="1A1A1A"/>
-          <w:sz w:val="21"/>
-          <w:szCs w:val="21"/>
-        </w:rPr>
-        <w:t xml:space="preserve">Too many meetings, according to at least one recent Glassdoor reviewer.</w:t>
-      </w:r>
       <w:r>
         <w:rPr>
           <w:rFonts w:ascii="Calibri" w:cs="Calibri" w:eastAsia="Calibri" w:hAnsi="Calibri"/>
@@ -1662,7 +1894,7 @@
         </w:rPr>
         <w:t xml:space="preserve"> </w:t>
       </w:r>
-      <w:hyperlink w:history="1" r:id="rIduqcunno1b3axlca2n_fkm">
+      <w:hyperlink w:history="1" r:id="rIdp7suyahipibuzg_xermdg">
         <w:r>
           <w:rPr>
             <w:rFonts w:ascii="Calibri" w:cs="Calibri" w:eastAsia="Calibri" w:hAnsi="Calibri"/>
@@ -1670,28 +1902,9 @@
             <w:sz w:val="17"/>
             <w:szCs w:val="17"/>
           </w:rPr>
-          <w:t xml:space="preserve">[1]</w:t>
-        </w:r>
-      </w:hyperlink>
-    </w:p>
-    <w:p>
-      <w:pPr>
-        <w:pStyle w:val="ListParagraph"/>
-        <w:numPr>
-          <w:ilvl w:val="0"/>
-          <w:numId w:val="2"/>
-        </w:numPr>
-        <w:spacing w:after="50" w:line="259"/>
-      </w:pPr>
-      <w:r>
-        <w:rPr>
-          <w:rFonts w:ascii="Calibri" w:cs="Calibri" w:eastAsia="Calibri" w:hAnsi="Calibri"/>
-          <w:color w:val="1A1A1A"/>
-          <w:sz w:val="21"/>
-          <w:szCs w:val="21"/>
-        </w:rPr>
-        <w:t xml:space="preserve">Pay may trail the market. One reviewer says salaries are 'always playing catchup with the market,' and pay and benefits is Blind's lowest category at 3.9 out of 5 (18 reviews). The strongest 'underpays' review may come from an unrelated Glassdoor page called 'Flock.'</w:t>
-      </w:r>
+          <w:t xml:space="preserve">[2]</w:t>
+        </w:r>
+      </w:hyperlink>
       <w:r>
         <w:rPr>
           <w:rFonts w:ascii="Calibri" w:cs="Calibri" w:eastAsia="Calibri" w:hAnsi="Calibri"/>
@@ -1701,7 +1914,7 @@
         </w:rPr>
         <w:t xml:space="preserve"> </w:t>
       </w:r>
-      <w:hyperlink w:history="1" r:id="rIdrswpsxnycwvcd79mitihk">
+      <w:hyperlink w:history="1" r:id="rIduyrqxk4j7-eo9cny6kem9">
         <w:r>
           <w:rPr>
             <w:rFonts w:ascii="Calibri" w:cs="Calibri" w:eastAsia="Calibri" w:hAnsi="Calibri"/>
@@ -1709,7 +1922,7 @@
             <w:sz w:val="17"/>
             <w:szCs w:val="17"/>
           </w:rPr>
-          <w:t xml:space="preserve">[1]</w:t>
+          <w:t xml:space="preserve">[3]</w:t>
         </w:r>
       </w:hyperlink>
       <w:r>
@@ -1721,7 +1934,7 @@
         </w:rPr>
         <w:t xml:space="preserve"> </w:t>
       </w:r>
-      <w:hyperlink w:history="1" r:id="rIdh5f7yzsvyp2dkwdvcb1oj">
+      <w:hyperlink w:history="1" r:id="rIdt2ct38rrt4dwm6_5qpysk">
         <w:r>
           <w:rPr>
             <w:rFonts w:ascii="Calibri" w:cs="Calibri" w:eastAsia="Calibri" w:hAnsi="Calibri"/>
@@ -1729,7 +1942,7 @@
             <w:sz w:val="17"/>
             <w:szCs w:val="17"/>
           </w:rPr>
-          <w:t xml:space="preserve">[2]</w:t>
+          <w:t xml:space="preserve">[4]</w:t>
         </w:r>
       </w:hyperlink>
     </w:p>
@@ -1749,7 +1962,7 @@
           <w:sz w:val="21"/>
           <w:szCs w:val="21"/>
         </w:rPr>
-        <w:t xml:space="preserve">Some reviews mention leadership turnover and unclear paths to promotion. This is weak evidence: the search summary says the clearest such review sits on a Glassdoor page whose details do not match Flock Safety.</w:t>
+        <w:t xml:space="preserve">The company faces strong public backlash over surveillance and privacy. Concerns include police sharing Flock data with ICE. A Reuters/Ipsos poll found 47% of Americans oppose Flock cameras in their communities. The CEO has said internal morale has taken the most damage. A brand film and editorial lead would be telling this company's story while it is under heavy public scrutiny, and the work would carry Flock's name in a portfolio.</w:t>
       </w:r>
       <w:r>
         <w:rPr>
@@ -1760,7 +1973,7 @@
         </w:rPr>
         <w:t xml:space="preserve"> </w:t>
       </w:r>
-      <w:hyperlink w:history="1" r:id="rIdxf166gu18dvj8bmnwazwx">
+      <w:hyperlink w:history="1" r:id="rIdjbfjocr8pr8cnrtwk2lbh">
         <w:r>
           <w:rPr>
             <w:rFonts w:ascii="Calibri" w:cs="Calibri" w:eastAsia="Calibri" w:hAnsi="Calibri"/>
@@ -1771,25 +1984,6 @@
           <w:t xml:space="preserve">[1]</w:t>
         </w:r>
       </w:hyperlink>
-    </w:p>
-    <w:p>
-      <w:pPr>
-        <w:pStyle w:val="ListParagraph"/>
-        <w:numPr>
-          <w:ilvl w:val="0"/>
-          <w:numId w:val="2"/>
-        </w:numPr>
-        <w:spacing w:after="50" w:line="259"/>
-      </w:pPr>
-      <w:r>
-        <w:rPr>
-          <w:rFonts w:ascii="Calibri" w:cs="Calibri" w:eastAsia="Calibri" w:hAnsi="Calibri"/>
-          <w:color w:val="1A1A1A"/>
-          <w:sz w:val="21"/>
-          <w:szCs w:val="21"/>
-        </w:rPr>
-        <w:t xml:space="preserve">One reviewer from the company's earlier startup years mentions no 401(k) match and expensive healthcare. That is a single review that may be out of date, and the source page was not confirmed.</w:t>
-      </w:r>
       <w:r>
         <w:rPr>
           <w:rFonts w:ascii="Calibri" w:cs="Calibri" w:eastAsia="Calibri" w:hAnsi="Calibri"/>
@@ -1799,7 +1993,7 @@
         </w:rPr>
         <w:t xml:space="preserve"> </w:t>
       </w:r>
-      <w:hyperlink w:history="1" r:id="rIduhjkpr7myulyxgpplrxvg">
+      <w:hyperlink w:history="1" r:id="rIdrcb_igfz2yykkjdewgrhx">
         <w:r>
           <w:rPr>
             <w:rFonts w:ascii="Calibri" w:cs="Calibri" w:eastAsia="Calibri" w:hAnsi="Calibri"/>
@@ -1807,7 +2001,7 @@
             <w:sz w:val="17"/>
             <w:szCs w:val="17"/>
           </w:rPr>
-          <w:t xml:space="preserve">[1]</w:t>
+          <w:t xml:space="preserve">[2]</w:t>
         </w:r>
       </w:hyperlink>
       <w:r>
@@ -1819,7 +2013,7 @@
         </w:rPr>
         <w:t xml:space="preserve"> </w:t>
       </w:r>
-      <w:hyperlink w:history="1" r:id="rIdceg_jyml-7jdzrtd5jevl">
+      <w:hyperlink w:history="1" r:id="rIdnokfusftwvbtsiel661o_">
         <w:r>
           <w:rPr>
             <w:rFonts w:ascii="Calibri" w:cs="Calibri" w:eastAsia="Calibri" w:hAnsi="Calibri"/>
@@ -1827,28 +2021,9 @@
             <w:sz w:val="17"/>
             <w:szCs w:val="17"/>
           </w:rPr>
-          <w:t xml:space="preserve">[2]</w:t>
-        </w:r>
-      </w:hyperlink>
-    </w:p>
-    <w:p>
-      <w:pPr>
-        <w:pStyle w:val="ListParagraph"/>
-        <w:numPr>
-          <w:ilvl w:val="0"/>
-          <w:numId w:val="2"/>
-        </w:numPr>
-        <w:spacing w:after="50" w:line="259"/>
-      </w:pPr>
-      <w:r>
-        <w:rPr>
-          <w:rFonts w:ascii="Calibri" w:cs="Calibri" w:eastAsia="Calibri" w:hAnsi="Calibri"/>
-          <w:color w:val="1A1A1A"/>
-          <w:sz w:val="21"/>
-          <w:szCs w:val="21"/>
-        </w:rPr>
-        <w:t xml:space="preserve">The product faces heavy public criticism over privacy, and the brand and film team would be telling its story. On September 8, 2026, several TV stations reported that a Flock worker called police on an InvestigateTV reporter who was filming a public camera installation in Milton, Georgia. The report calls it one of at least two such cases this year. Flock's Trustpilot page scores 2 out of 5 from 16 reviews, mostly about privacy and customer issues, not jobs.</w:t>
-      </w:r>
+          <w:t xml:space="preserve">[3]</w:t>
+        </w:r>
+      </w:hyperlink>
       <w:r>
         <w:rPr>
           <w:rFonts w:ascii="Calibri" w:cs="Calibri" w:eastAsia="Calibri" w:hAnsi="Calibri"/>
@@ -1858,7 +2033,7 @@
         </w:rPr>
         <w:t xml:space="preserve"> </w:t>
       </w:r>
-      <w:hyperlink w:history="1" r:id="rIdg6oxezg4dw1udxssybe60">
+      <w:hyperlink w:history="1" r:id="rIdzbsu5u_shk0aihas1keur">
         <w:r>
           <w:rPr>
             <w:rFonts w:ascii="Calibri" w:cs="Calibri" w:eastAsia="Calibri" w:hAnsi="Calibri"/>
@@ -1866,9 +2041,28 @@
             <w:sz w:val="17"/>
             <w:szCs w:val="17"/>
           </w:rPr>
-          <w:t xml:space="preserve">[1]</w:t>
-        </w:r>
-      </w:hyperlink>
+          <w:t xml:space="preserve">[4]</w:t>
+        </w:r>
+      </w:hyperlink>
+    </w:p>
+    <w:p>
+      <w:pPr>
+        <w:pStyle w:val="ListParagraph"/>
+        <w:numPr>
+          <w:ilvl w:val="0"/>
+          <w:numId w:val="2"/>
+        </w:numPr>
+        <w:spacing w:after="50" w:line="259"/>
+      </w:pPr>
+      <w:r>
+        <w:rPr>
+          <w:rFonts w:ascii="Calibri" w:cs="Calibri" w:eastAsia="Calibri" w:hAnsi="Calibri"/>
+          <w:color w:val="1A1A1A"/>
+          <w:sz w:val="21"/>
+          <w:szCs w:val="21"/>
+        </w:rPr>
+        <w:t xml:space="preserve">Customers are leaving. Secure Justice counts at least 214 cities and counties that have dropped Flock since 2021, 90 of them in 2026. IBTimes reports 93 ended contracts in August alone. WIRED reports this could leave Flock short of its revenue goals. Flock says renewals outpace cancellations.</w:t>
+      </w:r>
       <w:r>
         <w:rPr>
           <w:rFonts w:ascii="Calibri" w:cs="Calibri" w:eastAsia="Calibri" w:hAnsi="Calibri"/>
@@ -1878,7 +2072,7 @@
         </w:rPr>
         <w:t xml:space="preserve"> </w:t>
       </w:r>
-      <w:hyperlink w:history="1" r:id="rIdaiq4yhbjj3f-wr_vlpdop">
+      <w:hyperlink w:history="1" r:id="rIdzoraeh1e9oddezkvi5g4a">
         <w:r>
           <w:rPr>
             <w:rFonts w:ascii="Calibri" w:cs="Calibri" w:eastAsia="Calibri" w:hAnsi="Calibri"/>
@@ -1886,7 +2080,7 @@
             <w:sz w:val="17"/>
             <w:szCs w:val="17"/>
           </w:rPr>
-          <w:t xml:space="preserve">[2]</w:t>
+          <w:t xml:space="preserve">[1]</w:t>
         </w:r>
       </w:hyperlink>
       <w:r>
@@ -1898,7 +2092,7 @@
         </w:rPr>
         <w:t xml:space="preserve"> </w:t>
       </w:r>
-      <w:hyperlink w:history="1" r:id="rIddzkevivh08f94brrp6s9h">
+      <w:hyperlink w:history="1" r:id="rId-l_y2h5pi2xj6vsrk3rue">
         <w:r>
           <w:rPr>
             <w:rFonts w:ascii="Calibri" w:cs="Calibri" w:eastAsia="Calibri" w:hAnsi="Calibri"/>
@@ -1906,7 +2100,303 @@
             <w:sz w:val="17"/>
             <w:szCs w:val="17"/>
           </w:rPr>
+          <w:t xml:space="preserve">[2]</w:t>
+        </w:r>
+      </w:hyperlink>
+    </w:p>
+    <w:p>
+      <w:pPr>
+        <w:pStyle w:val="ListParagraph"/>
+        <w:numPr>
+          <w:ilvl w:val="0"/>
+          <w:numId w:val="2"/>
+        </w:numPr>
+        <w:spacing w:after="50" w:line="259"/>
+      </w:pPr>
+      <w:r>
+        <w:rPr>
+          <w:rFonts w:ascii="Calibri" w:cs="Calibri" w:eastAsia="Calibri" w:hAnsi="Calibri"/>
+          <w:color w:val="1A1A1A"/>
+          <w:sz w:val="21"/>
+          <w:szCs w:val="21"/>
+        </w:rPr>
+        <w:t xml:space="preserve">Reviewers describe a fast pace with constant change, heavy workloads, and too many meetings. One Indeed reviewer reported 75-hour weeks. A Glassdoor review is titled 'Terrible place to work - Overworked.' Indeed rates work-life balance 3.0, and Glassdoor rates it about 3.5-3.8.</w:t>
+      </w:r>
+      <w:r>
+        <w:rPr>
+          <w:rFonts w:ascii="Calibri" w:cs="Calibri" w:eastAsia="Calibri" w:hAnsi="Calibri"/>
+          <w:color w:val="1A1A1A"/>
+          <w:sz w:val="21"/>
+          <w:szCs w:val="21"/>
+        </w:rPr>
+        <w:t xml:space="preserve"> </w:t>
+      </w:r>
+      <w:hyperlink w:history="1" r:id="rIdn3hkjpwkfezwqutgnnyqe">
+        <w:r>
+          <w:rPr>
+            <w:rFonts w:ascii="Calibri" w:cs="Calibri" w:eastAsia="Calibri" w:hAnsi="Calibri"/>
+            <w:color w:val="1A4D8F"/>
+            <w:sz w:val="17"/>
+            <w:szCs w:val="17"/>
+          </w:rPr>
+          <w:t xml:space="preserve">[1]</w:t>
+        </w:r>
+      </w:hyperlink>
+      <w:r>
+        <w:rPr>
+          <w:rFonts w:ascii="Calibri" w:cs="Calibri" w:eastAsia="Calibri" w:hAnsi="Calibri"/>
+          <w:color w:val="1A1A1A"/>
+          <w:sz w:val="21"/>
+          <w:szCs w:val="21"/>
+        </w:rPr>
+        <w:t xml:space="preserve"> </w:t>
+      </w:r>
+      <w:hyperlink w:history="1" r:id="rIdr8hqckv0qp7hgfts4lzbd">
+        <w:r>
+          <w:rPr>
+            <w:rFonts w:ascii="Calibri" w:cs="Calibri" w:eastAsia="Calibri" w:hAnsi="Calibri"/>
+            <w:color w:val="1A4D8F"/>
+            <w:sz w:val="17"/>
+            <w:szCs w:val="17"/>
+          </w:rPr>
+          <w:t xml:space="preserve">[2]</w:t>
+        </w:r>
+      </w:hyperlink>
+      <w:r>
+        <w:rPr>
+          <w:rFonts w:ascii="Calibri" w:cs="Calibri" w:eastAsia="Calibri" w:hAnsi="Calibri"/>
+          <w:color w:val="1A1A1A"/>
+          <w:sz w:val="21"/>
+          <w:szCs w:val="21"/>
+        </w:rPr>
+        <w:t xml:space="preserve"> </w:t>
+      </w:r>
+      <w:hyperlink w:history="1" r:id="rId3kzr6ts09rkmexzzsskkt">
+        <w:r>
+          <w:rPr>
+            <w:rFonts w:ascii="Calibri" w:cs="Calibri" w:eastAsia="Calibri" w:hAnsi="Calibri"/>
+            <w:color w:val="1A4D8F"/>
+            <w:sz w:val="17"/>
+            <w:szCs w:val="17"/>
+          </w:rPr>
           <w:t xml:space="preserve">[3]</w:t>
+        </w:r>
+      </w:hyperlink>
+    </w:p>
+    <w:p>
+      <w:pPr>
+        <w:pStyle w:val="ListParagraph"/>
+        <w:numPr>
+          <w:ilvl w:val="0"/>
+          <w:numId w:val="2"/>
+        </w:numPr>
+        <w:spacing w:after="50" w:line="259"/>
+      </w:pPr>
+      <w:r>
+        <w:rPr>
+          <w:rFonts w:ascii="Calibri" w:cs="Calibri" w:eastAsia="Calibri" w:hAnsi="Calibri"/>
+          <w:color w:val="1A1A1A"/>
+          <w:sz w:val="21"/>
+          <w:szCs w:val="21"/>
+        </w:rPr>
+        <w:t xml:space="preserve">Management is the weakest-rated area. It scores 2.8 on Indeed. Glassdoor reviewers say people managers lack training, promotions are rare, turnover is high, and many senior leaders have never worked with the product or its end users.</w:t>
+      </w:r>
+      <w:r>
+        <w:rPr>
+          <w:rFonts w:ascii="Calibri" w:cs="Calibri" w:eastAsia="Calibri" w:hAnsi="Calibri"/>
+          <w:color w:val="1A1A1A"/>
+          <w:sz w:val="21"/>
+          <w:szCs w:val="21"/>
+        </w:rPr>
+        <w:t xml:space="preserve"> </w:t>
+      </w:r>
+      <w:hyperlink w:history="1" r:id="rId49anec8ivwnycrp_ged3v">
+        <w:r>
+          <w:rPr>
+            <w:rFonts w:ascii="Calibri" w:cs="Calibri" w:eastAsia="Calibri" w:hAnsi="Calibri"/>
+            <w:color w:val="1A4D8F"/>
+            <w:sz w:val="17"/>
+            <w:szCs w:val="17"/>
+          </w:rPr>
+          <w:t xml:space="preserve">[1]</w:t>
+        </w:r>
+      </w:hyperlink>
+      <w:r>
+        <w:rPr>
+          <w:rFonts w:ascii="Calibri" w:cs="Calibri" w:eastAsia="Calibri" w:hAnsi="Calibri"/>
+          <w:color w:val="1A1A1A"/>
+          <w:sz w:val="21"/>
+          <w:szCs w:val="21"/>
+        </w:rPr>
+        <w:t xml:space="preserve"> </w:t>
+      </w:r>
+      <w:hyperlink w:history="1" r:id="rIdt3vni6hpkrm-dqckbijin">
+        <w:r>
+          <w:rPr>
+            <w:rFonts w:ascii="Calibri" w:cs="Calibri" w:eastAsia="Calibri" w:hAnsi="Calibri"/>
+            <w:color w:val="1A4D8F"/>
+            <w:sz w:val="17"/>
+            <w:szCs w:val="17"/>
+          </w:rPr>
+          <w:t xml:space="preserve">[2]</w:t>
+        </w:r>
+      </w:hyperlink>
+      <w:r>
+        <w:rPr>
+          <w:rFonts w:ascii="Calibri" w:cs="Calibri" w:eastAsia="Calibri" w:hAnsi="Calibri"/>
+          <w:color w:val="1A1A1A"/>
+          <w:sz w:val="21"/>
+          <w:szCs w:val="21"/>
+        </w:rPr>
+        <w:t xml:space="preserve"> </w:t>
+      </w:r>
+      <w:hyperlink w:history="1" r:id="rIdvazrpj7hx81uotbzl7p0v">
+        <w:r>
+          <w:rPr>
+            <w:rFonts w:ascii="Calibri" w:cs="Calibri" w:eastAsia="Calibri" w:hAnsi="Calibri"/>
+            <w:color w:val="1A4D8F"/>
+            <w:sz w:val="17"/>
+            <w:szCs w:val="17"/>
+          </w:rPr>
+          <w:t xml:space="preserve">[3]</w:t>
+        </w:r>
+      </w:hyperlink>
+    </w:p>
+    <w:p>
+      <w:pPr>
+        <w:pStyle w:val="ListParagraph"/>
+        <w:numPr>
+          <w:ilvl w:val="0"/>
+          <w:numId w:val="2"/>
+        </w:numPr>
+        <w:spacing w:after="50" w:line="259"/>
+      </w:pPr>
+      <w:r>
+        <w:rPr>
+          <w:rFonts w:ascii="Calibri" w:cs="Calibri" w:eastAsia="Calibri" w:hAnsi="Calibri"/>
+          <w:color w:val="1A1A1A"/>
+          <w:sz w:val="21"/>
+          <w:szCs w:val="21"/>
+        </w:rPr>
+        <w:t xml:space="preserve">Some reviewers say pay lags the market. A RepVue review cites no 401K match and expensive healthcare, and compensation/benefits is Blind's lowest category (3.8). The PIP and quota complaints come mostly from sales staff, so they may not apply to marketing.</w:t>
+      </w:r>
+      <w:r>
+        <w:rPr>
+          <w:rFonts w:ascii="Calibri" w:cs="Calibri" w:eastAsia="Calibri" w:hAnsi="Calibri"/>
+          <w:color w:val="1A1A1A"/>
+          <w:sz w:val="21"/>
+          <w:szCs w:val="21"/>
+        </w:rPr>
+        <w:t xml:space="preserve"> </w:t>
+      </w:r>
+      <w:hyperlink w:history="1" r:id="rIdnrvsrxc8xrsyzbdz-copt">
+        <w:r>
+          <w:rPr>
+            <w:rFonts w:ascii="Calibri" w:cs="Calibri" w:eastAsia="Calibri" w:hAnsi="Calibri"/>
+            <w:color w:val="1A4D8F"/>
+            <w:sz w:val="17"/>
+            <w:szCs w:val="17"/>
+          </w:rPr>
+          <w:t xml:space="preserve">[1]</w:t>
+        </w:r>
+      </w:hyperlink>
+      <w:r>
+        <w:rPr>
+          <w:rFonts w:ascii="Calibri" w:cs="Calibri" w:eastAsia="Calibri" w:hAnsi="Calibri"/>
+          <w:color w:val="1A1A1A"/>
+          <w:sz w:val="21"/>
+          <w:szCs w:val="21"/>
+        </w:rPr>
+        <w:t xml:space="preserve"> </w:t>
+      </w:r>
+      <w:hyperlink w:history="1" r:id="rIdhjwf98xwjkrtnubkdtz0y">
+        <w:r>
+          <w:rPr>
+            <w:rFonts w:ascii="Calibri" w:cs="Calibri" w:eastAsia="Calibri" w:hAnsi="Calibri"/>
+            <w:color w:val="1A4D8F"/>
+            <w:sz w:val="17"/>
+            <w:szCs w:val="17"/>
+          </w:rPr>
+          <w:t xml:space="preserve">[2]</w:t>
+        </w:r>
+      </w:hyperlink>
+      <w:r>
+        <w:rPr>
+          <w:rFonts w:ascii="Calibri" w:cs="Calibri" w:eastAsia="Calibri" w:hAnsi="Calibri"/>
+          <w:color w:val="1A1A1A"/>
+          <w:sz w:val="21"/>
+          <w:szCs w:val="21"/>
+        </w:rPr>
+        <w:t xml:space="preserve"> </w:t>
+      </w:r>
+      <w:hyperlink w:history="1" r:id="rIdbeq1stfulh5iie3rq2_hh">
+        <w:r>
+          <w:rPr>
+            <w:rFonts w:ascii="Calibri" w:cs="Calibri" w:eastAsia="Calibri" w:hAnsi="Calibri"/>
+            <w:color w:val="1A4D8F"/>
+            <w:sz w:val="17"/>
+            <w:szCs w:val="17"/>
+          </w:rPr>
+          <w:t xml:space="preserve">[3]</w:t>
+        </w:r>
+      </w:hyperlink>
+    </w:p>
+    <w:p>
+      <w:pPr>
+        <w:pStyle w:val="ListParagraph"/>
+        <w:numPr>
+          <w:ilvl w:val="0"/>
+          <w:numId w:val="2"/>
+        </w:numPr>
+        <w:spacing w:after="50" w:line="259"/>
+      </w:pPr>
+      <w:r>
+        <w:rPr>
+          <w:rFonts w:ascii="Calibri" w:cs="Calibri" w:eastAsia="Calibri" w:hAnsi="Calibri"/>
+          <w:color w:val="1A1A1A"/>
+          <w:sz w:val="21"/>
+          <w:szCs w:val="21"/>
+        </w:rPr>
+        <w:t xml:space="preserve">The Senior Video Editor posting says Flock prioritizes candidates near Atlanta and Boston for in-person reasons, and the Creative Director listing names Los Angeles. A Mesa, Arizona applicant may rank behind local candidates even though both roles are listed as remote.</w:t>
+      </w:r>
+      <w:r>
+        <w:rPr>
+          <w:rFonts w:ascii="Calibri" w:cs="Calibri" w:eastAsia="Calibri" w:hAnsi="Calibri"/>
+          <w:color w:val="1A1A1A"/>
+          <w:sz w:val="21"/>
+          <w:szCs w:val="21"/>
+        </w:rPr>
+        <w:t xml:space="preserve"> </w:t>
+      </w:r>
+      <w:hyperlink w:history="1" r:id="rIdhcgctmzg2bqmqq8rnrz2y">
+        <w:r>
+          <w:rPr>
+            <w:rFonts w:ascii="Calibri" w:cs="Calibri" w:eastAsia="Calibri" w:hAnsi="Calibri"/>
+            <w:color w:val="1A4D8F"/>
+            <w:sz w:val="17"/>
+            <w:szCs w:val="17"/>
+          </w:rPr>
+          <w:t xml:space="preserve">[1]</w:t>
+        </w:r>
+      </w:hyperlink>
+      <w:r>
+        <w:rPr>
+          <w:rFonts w:ascii="Calibri" w:cs="Calibri" w:eastAsia="Calibri" w:hAnsi="Calibri"/>
+          <w:color w:val="1A1A1A"/>
+          <w:sz w:val="21"/>
+          <w:szCs w:val="21"/>
+        </w:rPr>
+        <w:t xml:space="preserve"> </w:t>
+      </w:r>
+      <w:hyperlink w:history="1" r:id="rIdvwcgrvt-eu9uqjlhcptkn">
+        <w:r>
+          <w:rPr>
+            <w:rFonts w:ascii="Calibri" w:cs="Calibri" w:eastAsia="Calibri" w:hAnsi="Calibri"/>
+            <w:color w:val="1A4D8F"/>
+            <w:sz w:val="17"/>
+            <w:szCs w:val="17"/>
+          </w:rPr>
+          <w:t xml:space="preserve">[2]</w:t>
         </w:r>
       </w:hyperlink>
     </w:p>
@@ -1942,7 +2432,7 @@
           <w:sz w:val="21"/>
           <w:szCs w:val="21"/>
         </w:rPr>
-        <w:t xml:space="preserve">The product draws public criticism. September 2026 news reports describe a Flock worker calling police on a reporter filming a public camera installation (one of at least two such cases this year). Expect interview questions about how he feels about telling this company's story.</w:t>
+        <w:t xml:space="preserve">Active staff reduction of about 270 roles (about 18%) as of October 2026, with involuntary layoffs reported as likely if the buyouts fall short. Confirm the creative roles are funded and were not affected before accepting an offer.</w:t>
       </w:r>
     </w:p>
     <w:p>
@@ -1961,7 +2451,7 @@
           <w:sz w:val="21"/>
           <w:szCs w:val="21"/>
         </w:rPr>
-        <w:t xml:space="preserve">Layoffs and lawsuits were NOT checked. The search limit ran out before that search could run. This means unknown, not none.</w:t>
+        <w:t xml:space="preserve">City and county contract cancellations are rising (90 in 2026 per Secure Justice, via Futurism), and WIRED reports this puts revenue goals at risk.</w:t>
       </w:r>
     </w:p>
     <w:p>
@@ -1980,7 +2470,7 @@
           <w:sz w:val="21"/>
           <w:szCs w:val="21"/>
         </w:rPr>
-        <w:t xml:space="preserve">Glassdoor has several unrelated companies called 'Flock.' Some of the harshest quotes (underpay, leadership churn) may belong to a different company.</w:t>
+        <w:t xml:space="preserve">A privacy lawsuit in Virginia alleges the cameras amount to warrantless surveillance. One outlet reports a January 2026 federal ruling for Flock that is now on appeal, but I could not confirm this with a second source.</w:t>
       </w:r>
     </w:p>
     <w:p>
@@ -1999,7 +2489,45 @@
           <w:sz w:val="21"/>
           <w:szCs w:val="21"/>
         </w:rPr>
-        <w:t xml:space="preserve">Small samples: Blind has 18 reviews and RepVue has a single review rated 3.0. RepVue covers sales jobs only.</w:t>
+        <w:t xml:space="preserve">Wide public opposition to the product (47% opposed in a Reuters/Ipsos poll), plus reports of police sharing Flock data with ICE. The CEO says internal morale has suffered most. The brand and film roles would sit at the center of this.</w:t>
+      </w:r>
+    </w:p>
+    <w:p>
+      <w:pPr>
+        <w:pStyle w:val="ListParagraph"/>
+        <w:numPr>
+          <w:ilvl w:val="0"/>
+          <w:numId w:val="2"/>
+        </w:numPr>
+        <w:spacing w:after="50" w:line="259"/>
+      </w:pPr>
+      <w:r>
+        <w:rPr>
+          <w:rFonts w:ascii="Calibri" w:cs="Calibri" w:eastAsia="Calibri" w:hAnsi="Calibri"/>
+          <w:color w:val="1A1A1A"/>
+          <w:sz w:val="21"/>
+          <w:szCs w:val="21"/>
+        </w:rPr>
+        <w:t xml:space="preserve">Glassdoor has several pages named 'Flock'. Only E2121535 is Flock Safety, so the 4.7 and 3.8 ratings on other 'Flock' pages are not about this employer.</w:t>
+      </w:r>
+    </w:p>
+    <w:p>
+      <w:pPr>
+        <w:pStyle w:val="ListParagraph"/>
+        <w:numPr>
+          <w:ilvl w:val="0"/>
+          <w:numId w:val="2"/>
+        </w:numPr>
+        <w:spacing w:after="50" w:line="259"/>
+      </w:pPr>
+      <w:r>
+        <w:rPr>
+          <w:rFonts w:ascii="Calibri" w:cs="Calibri" w:eastAsia="Calibri" w:hAnsi="Calibri"/>
+          <w:color w:val="1A1A1A"/>
+          <w:sz w:val="21"/>
+          <w:szCs w:val="21"/>
+        </w:rPr>
+        <w:t xml:space="preserve">Ratings are inconsistent and the samples are small: Glassdoor about 3.9 (about 214 reviews), Indeed 3.1 (29 reviews), Blind 4.4 (18-19 reviews). None of the reviews found are from the creative or film team.</w:t>
       </w:r>
     </w:p>
     <w:p>
@@ -2029,7 +2557,7 @@
           <w:sz w:val="21"/>
           <w:szCs w:val="21"/>
         </w:rPr>
-        <w:t xml:space="preserve">The reviews that can be tied to Flock Safety are moderately good: 3.9 out of 5 on Glassdoor from 214 reviews, and 4.4 on Blind from only 18. They describe a typical fast-growing startup. The work feels meaningful and coworkers are strong, but the workload is heavy, there are many meetings, and some say pay trails the market. No reviews were found about the creative or film team. Two bigger questions for Joshua: whether he is comfortable being the storyteller for a surveillance product under public criticism, and whether he will actually move to Atlanta or Boston. Layoff and lawsuit news was not checked.</w:t>
+        <w:t xml:space="preserve">Both jobs fit Joshua on paper. They are remote, the pay is stated ($200K-$250K for Creative Director, $100K-$120K plus options for Senior Video Editor), and the creative group is new, so the first editor or creative lead would shape how it works. Company-wide reviews are mixed to good: people like the mission and their coworkers, and complain about pace, workload, and management. No reviews were found from the creative or film team. The larger risk is timing. Flock is cutting about 18% of staff in October 2026 while cities cancel contracts and public opposition grows. In interviews, ask: (1) Were these roles affected by the buyout or reduction, and are they budgeted for 2027? (2) Who leads marketing, and who would this role report to? (3) What is the film and production budget? (4) How does the brand team handle public criticism of the product? (5) Is an Arizona-based hire fine, given that the editor posting prioritizes Atlanta and Boston? Also decide whether you are comfortable having brand work for a surveillance company in your portfolio.</w:t>
       </w:r>
     </w:p>
     <w:p>
@@ -2060,7 +2588,7 @@
         </w:numPr>
         <w:spacing w:after="50" w:line="259"/>
       </w:pPr>
-      <w:hyperlink w:history="1" r:id="rId1nccd7ohefbjhwl4g06as">
+      <w:hyperlink w:history="1" r:id="rIdcfa3kddkmhghqvymjgfin">
         <w:r>
           <w:rPr>
             <w:rFonts w:ascii="Calibri" w:cs="Calibri" w:eastAsia="Calibri" w:hAnsi="Calibri"/>
@@ -2069,7 +2597,7 @@
             <w:szCs w:val="21"/>
             <w:u w:val="single"/>
           </w:rPr>
-          <w:t xml:space="preserve">Glassdoor: Flock reviews (best match for Flock Safety; link not confirmed)</w:t>
+          <w:t xml:space="preserve">Glassdoor - Flock Safety reviews (E2121535)</w:t>
         </w:r>
       </w:hyperlink>
       <w:r>
@@ -2079,7 +2607,7 @@
           <w:sz w:val="17"/>
           <w:szCs w:val="17"/>
         </w:rPr>
-        <w:t xml:space="preserve">  https://www.glassdoor.com/Reviews/Flock-Reviews-E2121535.htm</w:t>
+        <w:t xml:space="preserve">  https://www.glassdoor.com/Reviews/Flock-Safety-Reviews-E2121535.htm</w:t>
       </w:r>
     </w:p>
     <w:p>
@@ -2091,7 +2619,7 @@
         </w:numPr>
         <w:spacing w:after="50" w:line="259"/>
       </w:pPr>
-      <w:hyperlink w:history="1" r:id="rIdndabuf3xhyfwgi7dzazom">
+      <w:hyperlink w:history="1" r:id="rIdlb0dzelic8hjvo24tbqyp">
         <w:r>
           <w:rPr>
             <w:rFonts w:ascii="Calibri" w:cs="Calibri" w:eastAsia="Calibri" w:hAnsi="Calibri"/>
@@ -2100,7 +2628,7 @@
             <w:szCs w:val="21"/>
             <w:u w:val="single"/>
           </w:rPr>
-          <w:t xml:space="preserve">Glassdoor: Flock overview (ID 2121535)</w:t>
+          <w:t xml:space="preserve">Glassdoor - Flock Safety overview (CEO page)</w:t>
         </w:r>
       </w:hyperlink>
       <w:r>
@@ -2122,7 +2650,7 @@
         </w:numPr>
         <w:spacing w:after="50" w:line="259"/>
       </w:pPr>
-      <w:hyperlink w:history="1" r:id="rIdez2rifalo9qobua4chogw">
+      <w:hyperlink w:history="1" r:id="rIdg79q_qb1_pl_gileoemng">
         <w:r>
           <w:rPr>
             <w:rFonts w:ascii="Calibri" w:cs="Calibri" w:eastAsia="Calibri" w:hAnsi="Calibri"/>
@@ -2131,7 +2659,7 @@
             <w:szCs w:val="21"/>
             <w:u w:val="single"/>
           </w:rPr>
-          <w:t xml:space="preserve">Blind: Flock Safety reviews</w:t>
+          <w:t xml:space="preserve">Glassdoor - 'Gap Between Scale and Leadership Hires' review</w:t>
         </w:r>
       </w:hyperlink>
       <w:r>
@@ -2141,7 +2669,7 @@
           <w:sz w:val="17"/>
           <w:szCs w:val="17"/>
         </w:rPr>
-        <w:t xml:space="preserve">  https://www.teamblind.com/company/Flock-Safety/reviews?page=1</w:t>
+        <w:t xml:space="preserve">  https://www.glassdoor.com/Reviews/Employee-Review-Flock-Safety-E2121535-RVW101948684.htm</w:t>
       </w:r>
     </w:p>
     <w:p>
@@ -2153,7 +2681,7 @@
         </w:numPr>
         <w:spacing w:after="50" w:line="259"/>
       </w:pPr>
-      <w:hyperlink w:history="1" r:id="rIdrbdsb61vkbqctbvoeavjy">
+      <w:hyperlink w:history="1" r:id="rIdutpwr6tkphk3oapqelvhk">
         <w:r>
           <w:rPr>
             <w:rFonts w:ascii="Calibri" w:cs="Calibri" w:eastAsia="Calibri" w:hAnsi="Calibri"/>
@@ -2162,7 +2690,7 @@
             <w:szCs w:val="21"/>
             <w:u w:val="single"/>
           </w:rPr>
-          <w:t xml:space="preserve">Indeed: Flock Safety company page</w:t>
+          <w:t xml:space="preserve">Glassdoor - 'Terrible place to work - Overworked' review</w:t>
         </w:r>
       </w:hyperlink>
       <w:r>
@@ -2172,7 +2700,7 @@
           <w:sz w:val="17"/>
           <w:szCs w:val="17"/>
         </w:rPr>
-        <w:t xml:space="preserve">  https://www.indeed.com/cmp/Flock-Safety</w:t>
+        <w:t xml:space="preserve">  https://www.glassdoor.com/Reviews/Employee-Review-Flock-Safety-E2121535-RVW102210026.htm</w:t>
       </w:r>
     </w:p>
     <w:p>
@@ -2184,7 +2712,7 @@
         </w:numPr>
         <w:spacing w:after="50" w:line="259"/>
       </w:pPr>
-      <w:hyperlink w:history="1" r:id="rId8dz1twtxfk28s0imsh1pq">
+      <w:hyperlink w:history="1" r:id="rId54ixpewe84xvpbgglwpv1">
         <w:r>
           <w:rPr>
             <w:rFonts w:ascii="Calibri" w:cs="Calibri" w:eastAsia="Calibri" w:hAnsi="Calibri"/>
@@ -2193,7 +2721,7 @@
             <w:szCs w:val="21"/>
             <w:u w:val="single"/>
           </w:rPr>
-          <w:t xml:space="preserve">RepVue: Flock Safety review (sales jobs)</w:t>
+          <w:t xml:space="preserve">Glassdoor - 'Fast-paced company full of opportunity' review</w:t>
         </w:r>
       </w:hyperlink>
       <w:r>
@@ -2203,7 +2731,7 @@
           <w:sz w:val="17"/>
           <w:szCs w:val="17"/>
         </w:rPr>
-        <w:t xml:space="preserve">  https://www.repvue.com/companies/FlockSafety/reviews/flocksafety-review-ulwbn7s1</w:t>
+        <w:t xml:space="preserve">  https://www.glassdoor.com/Reviews/Employee-Review-Flock-Safety-RVW22085479.htm</w:t>
       </w:r>
     </w:p>
     <w:p>
@@ -2215,7 +2743,7 @@
         </w:numPr>
         <w:spacing w:after="50" w:line="259"/>
       </w:pPr>
-      <w:hyperlink w:history="1" r:id="rIdymncen0aph5maqufgy5mk">
+      <w:hyperlink w:history="1" r:id="rId3u37_s8cir1dniodat9l2">
         <w:r>
           <w:rPr>
             <w:rFonts w:ascii="Calibri" w:cs="Calibri" w:eastAsia="Calibri" w:hAnsi="Calibri"/>
@@ -2224,7 +2752,7 @@
             <w:szCs w:val="21"/>
             <w:u w:val="single"/>
           </w:rPr>
-          <w:t xml:space="preserve">RepVue: Flock Safety review (sales jobs)</w:t>
+          <w:t xml:space="preserve">Glassdoor - Flock Safety pay reviews</w:t>
         </w:r>
       </w:hyperlink>
       <w:r>
@@ -2234,7 +2762,7 @@
           <w:sz w:val="17"/>
           <w:szCs w:val="17"/>
         </w:rPr>
-        <w:t xml:space="preserve">  https://www.repvue.com/companies/FlockSafety/reviews/flocksafety-review-buxcktyl</w:t>
+        <w:t xml:space="preserve">  https://www.glassdoor.com/Reviews/Flock-Safety-pay-Reviews-EI_IE2121535.0,12_KH13,16.htm</w:t>
       </w:r>
     </w:p>
     <w:p>
@@ -2246,7 +2774,7 @@
         </w:numPr>
         <w:spacing w:after="50" w:line="259"/>
       </w:pPr>
-      <w:hyperlink w:history="1" r:id="rIdd2clgcmfhm3xf3mmu0d_s">
+      <w:hyperlink w:history="1" r:id="rIdjxzkiqzzgabnfataseik1">
         <w:r>
           <w:rPr>
             <w:rFonts w:ascii="Calibri" w:cs="Calibri" w:eastAsia="Calibri" w:hAnsi="Calibri"/>
@@ -2255,7 +2783,7 @@
             <w:szCs w:val="21"/>
             <w:u w:val="single"/>
           </w:rPr>
-          <w:t xml:space="preserve">Trustpilot: flocksafety.com (customer reviews)</w:t>
+          <w:t xml:space="preserve">Glassdoor - Flock Safety culture reviews</w:t>
         </w:r>
       </w:hyperlink>
       <w:r>
@@ -2265,7 +2793,7 @@
           <w:sz w:val="17"/>
           <w:szCs w:val="17"/>
         </w:rPr>
-        <w:t xml:space="preserve">  https://es.trustpilot.com/review/flocksafety.com</w:t>
+        <w:t xml:space="preserve">  https://www.glassdoor.com/Reviews/Flock-Safety-culture-Reviews-EI_IE2121535.0,12_KH13,20.htm</w:t>
       </w:r>
     </w:p>
     <w:p>
@@ -2277,7 +2805,7 @@
         </w:numPr>
         <w:spacing w:after="50" w:line="259"/>
       </w:pPr>
-      <w:hyperlink w:history="1" r:id="rId_-isic7v7ifdscygqe64n">
+      <w:hyperlink w:history="1" r:id="rIdxctdq5eqci7np-igc0wev">
         <w:r>
           <w:rPr>
             <w:rFonts w:ascii="Calibri" w:cs="Calibri" w:eastAsia="Calibri" w:hAnsi="Calibri"/>
@@ -2286,7 +2814,7 @@
             <w:szCs w:val="21"/>
             <w:u w:val="single"/>
           </w:rPr>
-          <w:t xml:space="preserve">Autobound: Flock Safety signals (lists the r/privacy post)</w:t>
+          <w:t xml:space="preserve">Glassdoor - Flock Safety mission reviews</w:t>
         </w:r>
       </w:hyperlink>
       <w:r>
@@ -2296,7 +2824,7 @@
           <w:sz w:val="17"/>
           <w:szCs w:val="17"/>
         </w:rPr>
-        <w:t xml:space="preserve">  https://www.autobound.ai/companies/flock-safety/signals</w:t>
+        <w:t xml:space="preserve">  https://www.glassdoor.com/Reviews/Flock-Safety-mission-Reviews-EI_IE2121535.0,12_KH13,20.htm</w:t>
       </w:r>
     </w:p>
     <w:p>
@@ -2308,7 +2836,7 @@
         </w:numPr>
         <w:spacing w:after="50" w:line="259"/>
       </w:pPr>
-      <w:hyperlink w:history="1" r:id="rIdffwmptnvgnxb8mm6u9zm4">
+      <w:hyperlink w:history="1" r:id="rIddwzloiwzaa5cmd2qts_n6">
         <w:r>
           <w:rPr>
             <w:rFonts w:ascii="Calibri" w:cs="Calibri" w:eastAsia="Calibri" w:hAnsi="Calibri"/>
@@ -2317,7 +2845,7 @@
             <w:szCs w:val="21"/>
             <w:u w:val="single"/>
           </w:rPr>
-          <w:t xml:space="preserve">KY3: Flock worker calls police on InvestigateTV reporter (Sept 8, 2026)</w:t>
+          <w:t xml:space="preserve">Glassdoor - Flock Safety people reviews</w:t>
         </w:r>
       </w:hyperlink>
       <w:r>
@@ -2327,7 +2855,7 @@
           <w:sz w:val="17"/>
           <w:szCs w:val="17"/>
         </w:rPr>
-        <w:t xml:space="preserve">  https://www.ky3.com/2026/09/08/flock-worker-calls-police-investigatetv-reporter-filming-public-camera-installation/</w:t>
+        <w:t xml:space="preserve">  https://www.glassdoor.com/Reviews/Flock-Safety-people-Reviews-EI_IE2121535.0,12_KH13,19.htm</w:t>
       </w:r>
     </w:p>
     <w:p>
@@ -2339,7 +2867,7 @@
         </w:numPr>
         <w:spacing w:after="50" w:line="259"/>
       </w:pPr>
-      <w:hyperlink w:history="1" r:id="rIdzkknf1e-hqz0eks1cg60e">
+      <w:hyperlink w:history="1" r:id="rIdweta8gdyvujqgwt-nicgu">
         <w:r>
           <w:rPr>
             <w:rFonts w:ascii="Calibri" w:cs="Calibri" w:eastAsia="Calibri" w:hAnsi="Calibri"/>
@@ -2348,7 +2876,7 @@
             <w:szCs w:val="21"/>
             <w:u w:val="single"/>
           </w:rPr>
-          <w:t xml:space="preserve">Atlanta News First: same story (Sept 8, 2026)</w:t>
+          <w:t xml:space="preserve">Indeed - Flock Safety employee reviews</w:t>
         </w:r>
       </w:hyperlink>
       <w:r>
@@ -2358,7 +2886,658 @@
           <w:sz w:val="17"/>
           <w:szCs w:val="17"/>
         </w:rPr>
-        <w:t xml:space="preserve">  https://www.atlantanewsfirst.com/2026/09/08/flock-worker-calls-police-investigatetv-reporter-filming-public-camera-installation/</w:t>
+        <w:t xml:space="preserve">  https://www.indeed.com/cmp/Flock-Safety/reviews</w:t>
+      </w:r>
+    </w:p>
+    <w:p>
+      <w:pPr>
+        <w:pStyle w:val="ListParagraph"/>
+        <w:numPr>
+          <w:ilvl w:val="0"/>
+          <w:numId w:val="3"/>
+        </w:numPr>
+        <w:spacing w:after="50" w:line="259"/>
+      </w:pPr>
+      <w:hyperlink w:history="1" r:id="rIdvky64p45apsvbwcshguic">
+        <w:r>
+          <w:rPr>
+            <w:rFonts w:ascii="Calibri" w:cs="Calibri" w:eastAsia="Calibri" w:hAnsi="Calibri"/>
+            <w:color w:val="1A4D8F"/>
+            <w:sz w:val="21"/>
+            <w:szCs w:val="21"/>
+            <w:u w:val="single"/>
+          </w:rPr>
+          <w:t xml:space="preserve">Indeed - Flock Safety company page</w:t>
+        </w:r>
+      </w:hyperlink>
+      <w:r>
+        <w:rPr>
+          <w:rFonts w:ascii="Calibri" w:cs="Calibri" w:eastAsia="Calibri" w:hAnsi="Calibri"/>
+          <w:color w:val="777777"/>
+          <w:sz w:val="17"/>
+          <w:szCs w:val="17"/>
+        </w:rPr>
+        <w:t xml:space="preserve">  https://www.indeed.com/cmp/Flock-Safety</w:t>
+      </w:r>
+    </w:p>
+    <w:p>
+      <w:pPr>
+        <w:pStyle w:val="ListParagraph"/>
+        <w:numPr>
+          <w:ilvl w:val="0"/>
+          <w:numId w:val="3"/>
+        </w:numPr>
+        <w:spacing w:after="50" w:line="259"/>
+      </w:pPr>
+      <w:hyperlink w:history="1" r:id="rIddbt3pfrvjd6jbn0fe8ews">
+        <w:r>
+          <w:rPr>
+            <w:rFonts w:ascii="Calibri" w:cs="Calibri" w:eastAsia="Calibri" w:hAnsi="Calibri"/>
+            <w:color w:val="1A4D8F"/>
+            <w:sz w:val="21"/>
+            <w:szCs w:val="21"/>
+            <w:u w:val="single"/>
+          </w:rPr>
+          <w:t xml:space="preserve">Blind - Flock Safety reviews</w:t>
+        </w:r>
+      </w:hyperlink>
+      <w:r>
+        <w:rPr>
+          <w:rFonts w:ascii="Calibri" w:cs="Calibri" w:eastAsia="Calibri" w:hAnsi="Calibri"/>
+          <w:color w:val="777777"/>
+          <w:sz w:val="17"/>
+          <w:szCs w:val="17"/>
+        </w:rPr>
+        <w:t xml:space="preserve">  https://www.teamblind.com/company/Flock-Safety/reviews</w:t>
+      </w:r>
+    </w:p>
+    <w:p>
+      <w:pPr>
+        <w:pStyle w:val="ListParagraph"/>
+        <w:numPr>
+          <w:ilvl w:val="0"/>
+          <w:numId w:val="3"/>
+        </w:numPr>
+        <w:spacing w:after="50" w:line="259"/>
+      </w:pPr>
+      <w:hyperlink w:history="1" r:id="rIdgfcrw5pekf7lu9kmxttyd">
+        <w:r>
+          <w:rPr>
+            <w:rFonts w:ascii="Calibri" w:cs="Calibri" w:eastAsia="Calibri" w:hAnsi="Calibri"/>
+            <w:color w:val="1A4D8F"/>
+            <w:sz w:val="21"/>
+            <w:szCs w:val="21"/>
+            <w:u w:val="single"/>
+          </w:rPr>
+          <w:t xml:space="preserve">Blind - Flock Safety insight/referral thread</w:t>
+        </w:r>
+      </w:hyperlink>
+      <w:r>
+        <w:rPr>
+          <w:rFonts w:ascii="Calibri" w:cs="Calibri" w:eastAsia="Calibri" w:hAnsi="Calibri"/>
+          <w:color w:val="777777"/>
+          <w:sz w:val="17"/>
+          <w:szCs w:val="17"/>
+        </w:rPr>
+        <w:t xml:space="preserve">  https://www.teamblind.com/post/flock-safety-some-insight-and-maybe-a-referral-wbc2dnyg</w:t>
+      </w:r>
+    </w:p>
+    <w:p>
+      <w:pPr>
+        <w:pStyle w:val="ListParagraph"/>
+        <w:numPr>
+          <w:ilvl w:val="0"/>
+          <w:numId w:val="3"/>
+        </w:numPr>
+        <w:spacing w:after="50" w:line="259"/>
+      </w:pPr>
+      <w:hyperlink w:history="1" r:id="rIdzeimzc4iisn4wawawhmjn">
+        <w:r>
+          <w:rPr>
+            <w:rFonts w:ascii="Calibri" w:cs="Calibri" w:eastAsia="Calibri" w:hAnsi="Calibri"/>
+            <w:color w:val="1A4D8F"/>
+            <w:sz w:val="21"/>
+            <w:szCs w:val="21"/>
+            <w:u w:val="single"/>
+          </w:rPr>
+          <w:t xml:space="preserve">RepVue - Flock Safety sales review</w:t>
+        </w:r>
+      </w:hyperlink>
+      <w:r>
+        <w:rPr>
+          <w:rFonts w:ascii="Calibri" w:cs="Calibri" w:eastAsia="Calibri" w:hAnsi="Calibri"/>
+          <w:color w:val="777777"/>
+          <w:sz w:val="17"/>
+          <w:szCs w:val="17"/>
+        </w:rPr>
+        <w:t xml:space="preserve">  https://www.repvue.com/companies/FlockSafety/reviews/flocksafety-review-ulwbn7s1</w:t>
+      </w:r>
+    </w:p>
+    <w:p>
+      <w:pPr>
+        <w:pStyle w:val="ListParagraph"/>
+        <w:numPr>
+          <w:ilvl w:val="0"/>
+          <w:numId w:val="3"/>
+        </w:numPr>
+        <w:spacing w:after="50" w:line="259"/>
+      </w:pPr>
+      <w:hyperlink w:history="1" r:id="rIdjqyq2up1lagj07wvz1gms">
+        <w:r>
+          <w:rPr>
+            <w:rFonts w:ascii="Calibri" w:cs="Calibri" w:eastAsia="Calibri" w:hAnsi="Calibri"/>
+            <w:color w:val="1A4D8F"/>
+            <w:sz w:val="21"/>
+            <w:szCs w:val="21"/>
+            <w:u w:val="single"/>
+          </w:rPr>
+          <w:t xml:space="preserve">Built In LA - Creative Director posting</w:t>
+        </w:r>
+      </w:hyperlink>
+      <w:r>
+        <w:rPr>
+          <w:rFonts w:ascii="Calibri" w:cs="Calibri" w:eastAsia="Calibri" w:hAnsi="Calibri"/>
+          <w:color w:val="777777"/>
+          <w:sz w:val="17"/>
+          <w:szCs w:val="17"/>
+        </w:rPr>
+        <w:t xml:space="preserve">  https://www.builtinla.com/job/creative-director/11062956</w:t>
+      </w:r>
+    </w:p>
+    <w:p>
+      <w:pPr>
+        <w:pStyle w:val="ListParagraph"/>
+        <w:numPr>
+          <w:ilvl w:val="0"/>
+          <w:numId w:val="3"/>
+        </w:numPr>
+        <w:spacing w:after="50" w:line="259"/>
+      </w:pPr>
+      <w:hyperlink w:history="1" r:id="rIdhrwr8mze0zgaakiftir4v">
+        <w:r>
+          <w:rPr>
+            <w:rFonts w:ascii="Calibri" w:cs="Calibri" w:eastAsia="Calibri" w:hAnsi="Calibri"/>
+            <w:color w:val="1A4D8F"/>
+            <w:sz w:val="21"/>
+            <w:szCs w:val="21"/>
+            <w:u w:val="single"/>
+          </w:rPr>
+          <w:t xml:space="preserve">Built In Colorado - Creative Director posting</w:t>
+        </w:r>
+      </w:hyperlink>
+      <w:r>
+        <w:rPr>
+          <w:rFonts w:ascii="Calibri" w:cs="Calibri" w:eastAsia="Calibri" w:hAnsi="Calibri"/>
+          <w:color w:val="777777"/>
+          <w:sz w:val="17"/>
+          <w:szCs w:val="17"/>
+        </w:rPr>
+        <w:t xml:space="preserve">  https://www.builtincolorado.com/job/creative-director/11062956</w:t>
+      </w:r>
+    </w:p>
+    <w:p>
+      <w:pPr>
+        <w:pStyle w:val="ListParagraph"/>
+        <w:numPr>
+          <w:ilvl w:val="0"/>
+          <w:numId w:val="3"/>
+        </w:numPr>
+        <w:spacing w:after="50" w:line="259"/>
+      </w:pPr>
+      <w:hyperlink w:history="1" r:id="rId5poyjumb7kt-w-2hrflzt">
+        <w:r>
+          <w:rPr>
+            <w:rFonts w:ascii="Calibri" w:cs="Calibri" w:eastAsia="Calibri" w:hAnsi="Calibri"/>
+            <w:color w:val="1A4D8F"/>
+            <w:sz w:val="21"/>
+            <w:szCs w:val="21"/>
+            <w:u w:val="single"/>
+          </w:rPr>
+          <w:t xml:space="preserve">Remotefront - Creative Director posting</w:t>
+        </w:r>
+      </w:hyperlink>
+      <w:r>
+        <w:rPr>
+          <w:rFonts w:ascii="Calibri" w:cs="Calibri" w:eastAsia="Calibri" w:hAnsi="Calibri"/>
+          <w:color w:val="777777"/>
+          <w:sz w:val="17"/>
+          <w:szCs w:val="17"/>
+        </w:rPr>
+        <w:t xml:space="preserve">  https://www.remotefront.com/remote-jobs/flock-safety-creative-director-6yu5r</w:t>
+      </w:r>
+    </w:p>
+    <w:p>
+      <w:pPr>
+        <w:pStyle w:val="ListParagraph"/>
+        <w:numPr>
+          <w:ilvl w:val="0"/>
+          <w:numId w:val="3"/>
+        </w:numPr>
+        <w:spacing w:after="50" w:line="259"/>
+      </w:pPr>
+      <w:hyperlink w:history="1" r:id="rId-5ra9tze0hmaze-bte_yc">
+        <w:r>
+          <w:rPr>
+            <w:rFonts w:ascii="Calibri" w:cs="Calibri" w:eastAsia="Calibri" w:hAnsi="Calibri"/>
+            <w:color w:val="1A4D8F"/>
+            <w:sz w:val="21"/>
+            <w:szCs w:val="21"/>
+            <w:u w:val="single"/>
+          </w:rPr>
+          <w:t xml:space="preserve">Built In LA - Senior Video Editor posting</w:t>
+        </w:r>
+      </w:hyperlink>
+      <w:r>
+        <w:rPr>
+          <w:rFonts w:ascii="Calibri" w:cs="Calibri" w:eastAsia="Calibri" w:hAnsi="Calibri"/>
+          <w:color w:val="777777"/>
+          <w:sz w:val="17"/>
+          <w:szCs w:val="17"/>
+        </w:rPr>
+        <w:t xml:space="preserve">  https://www.builtinla.com/job/senior-video-editor/11175073</w:t>
+      </w:r>
+    </w:p>
+    <w:p>
+      <w:pPr>
+        <w:pStyle w:val="ListParagraph"/>
+        <w:numPr>
+          <w:ilvl w:val="0"/>
+          <w:numId w:val="3"/>
+        </w:numPr>
+        <w:spacing w:after="50" w:line="259"/>
+      </w:pPr>
+      <w:hyperlink w:history="1" r:id="rIdv4qszsqdjxrtu6stv8wrg">
+        <w:r>
+          <w:rPr>
+            <w:rFonts w:ascii="Calibri" w:cs="Calibri" w:eastAsia="Calibri" w:hAnsi="Calibri"/>
+            <w:color w:val="1A4D8F"/>
+            <w:sz w:val="21"/>
+            <w:szCs w:val="21"/>
+            <w:u w:val="single"/>
+          </w:rPr>
+          <w:t xml:space="preserve">Dynamite Jobs - Senior Video Editor posting</w:t>
+        </w:r>
+      </w:hyperlink>
+      <w:r>
+        <w:rPr>
+          <w:rFonts w:ascii="Calibri" w:cs="Calibri" w:eastAsia="Calibri" w:hAnsi="Calibri"/>
+          <w:color w:val="777777"/>
+          <w:sz w:val="17"/>
+          <w:szCs w:val="17"/>
+        </w:rPr>
+        <w:t xml:space="preserve">  https://dynamitejobs.com/company/flocksafety/remote-job/senior-video-editor</w:t>
+      </w:r>
+    </w:p>
+    <w:p>
+      <w:pPr>
+        <w:pStyle w:val="ListParagraph"/>
+        <w:numPr>
+          <w:ilvl w:val="0"/>
+          <w:numId w:val="3"/>
+        </w:numPr>
+        <w:spacing w:after="50" w:line="259"/>
+      </w:pPr>
+      <w:hyperlink w:history="1" r:id="rIdujm2jf-aprhc3pkq5xglv">
+        <w:r>
+          <w:rPr>
+            <w:rFonts w:ascii="Calibri" w:cs="Calibri" w:eastAsia="Calibri" w:hAnsi="Calibri"/>
+            <w:color w:val="1A4D8F"/>
+            <w:sz w:val="21"/>
+            <w:szCs w:val="21"/>
+            <w:u w:val="single"/>
+          </w:rPr>
+          <w:t xml:space="preserve">Remotefront - Senior Video Editor posting</w:t>
+        </w:r>
+      </w:hyperlink>
+      <w:r>
+        <w:rPr>
+          <w:rFonts w:ascii="Calibri" w:cs="Calibri" w:eastAsia="Calibri" w:hAnsi="Calibri"/>
+          <w:color w:val="777777"/>
+          <w:sz w:val="17"/>
+          <w:szCs w:val="17"/>
+        </w:rPr>
+        <w:t xml:space="preserve">  https://www.remotefront.com/remote-jobs/flock-safety-senior-video-editor-wceol</w:t>
+      </w:r>
+    </w:p>
+    <w:p>
+      <w:pPr>
+        <w:pStyle w:val="ListParagraph"/>
+        <w:numPr>
+          <w:ilvl w:val="0"/>
+          <w:numId w:val="3"/>
+        </w:numPr>
+        <w:spacing w:after="50" w:line="259"/>
+      </w:pPr>
+      <w:hyperlink w:history="1" r:id="rIdhxrsx8zrjy15hhcon2eej">
+        <w:r>
+          <w:rPr>
+            <w:rFonts w:ascii="Calibri" w:cs="Calibri" w:eastAsia="Calibri" w:hAnsi="Calibri"/>
+            <w:color w:val="1A4D8F"/>
+            <w:sz w:val="21"/>
+            <w:szCs w:val="21"/>
+            <w:u w:val="single"/>
+          </w:rPr>
+          <w:t xml:space="preserve">Rise - Creative Manager posting</w:t>
+        </w:r>
+      </w:hyperlink>
+      <w:r>
+        <w:rPr>
+          <w:rFonts w:ascii="Calibri" w:cs="Calibri" w:eastAsia="Calibri" w:hAnsi="Calibri"/>
+          <w:color w:val="777777"/>
+          <w:sz w:val="17"/>
+          <w:szCs w:val="17"/>
+        </w:rPr>
+        <w:t xml:space="preserve">  https://app.joinrise.co/jobs/flock-safety-creative-manager-l7k7</w:t>
+      </w:r>
+    </w:p>
+    <w:p>
+      <w:pPr>
+        <w:pStyle w:val="ListParagraph"/>
+        <w:numPr>
+          <w:ilvl w:val="0"/>
+          <w:numId w:val="3"/>
+        </w:numPr>
+        <w:spacing w:after="50" w:line="259"/>
+      </w:pPr>
+      <w:hyperlink w:history="1" r:id="rIdwekxkmfo85r1iem6tkp4y">
+        <w:r>
+          <w:rPr>
+            <w:rFonts w:ascii="Calibri" w:cs="Calibri" w:eastAsia="Calibri" w:hAnsi="Calibri"/>
+            <w:color w:val="1A4D8F"/>
+            <w:sz w:val="21"/>
+            <w:szCs w:val="21"/>
+            <w:u w:val="single"/>
+          </w:rPr>
+          <w:t xml:space="preserve">Remote Rocketship - Senior Creative Operations Producer posting</w:t>
+        </w:r>
+      </w:hyperlink>
+      <w:r>
+        <w:rPr>
+          <w:rFonts w:ascii="Calibri" w:cs="Calibri" w:eastAsia="Calibri" w:hAnsi="Calibri"/>
+          <w:color w:val="777777"/>
+          <w:sz w:val="17"/>
+          <w:szCs w:val="17"/>
+        </w:rPr>
+        <w:t xml:space="preserve">  https://www.remoterocketship.com/company/flock-safety/jobs/senior-creative-operations-producer-massachusetts-remote/</w:t>
+      </w:r>
+    </w:p>
+    <w:p>
+      <w:pPr>
+        <w:pStyle w:val="ListParagraph"/>
+        <w:numPr>
+          <w:ilvl w:val="0"/>
+          <w:numId w:val="3"/>
+        </w:numPr>
+        <w:spacing w:after="50" w:line="259"/>
+      </w:pPr>
+      <w:hyperlink w:history="1" r:id="rIddypda5nxovtpzwfdbphbu">
+        <w:r>
+          <w:rPr>
+            <w:rFonts w:ascii="Calibri" w:cs="Calibri" w:eastAsia="Calibri" w:hAnsi="Calibri"/>
+            <w:color w:val="1A4D8F"/>
+            <w:sz w:val="21"/>
+            <w:szCs w:val="21"/>
+            <w:u w:val="single"/>
+          </w:rPr>
+          <w:t xml:space="preserve">Flock Safety blog - Built In 2024 Best Places to Work</w:t>
+        </w:r>
+      </w:hyperlink>
+      <w:r>
+        <w:rPr>
+          <w:rFonts w:ascii="Calibri" w:cs="Calibri" w:eastAsia="Calibri" w:hAnsi="Calibri"/>
+          <w:color w:val="777777"/>
+          <w:sz w:val="17"/>
+          <w:szCs w:val="17"/>
+        </w:rPr>
+        <w:t xml:space="preserve">  https://www.flocksafety.com/blog/flock-safety-one-of-built-ins-2024-best-places-to-work</w:t>
+      </w:r>
+    </w:p>
+    <w:p>
+      <w:pPr>
+        <w:pStyle w:val="ListParagraph"/>
+        <w:numPr>
+          <w:ilvl w:val="0"/>
+          <w:numId w:val="3"/>
+        </w:numPr>
+        <w:spacing w:after="50" w:line="259"/>
+      </w:pPr>
+      <w:hyperlink w:history="1" r:id="rIdtkt42ymdzojau-bbe69ge">
+        <w:r>
+          <w:rPr>
+            <w:rFonts w:ascii="Calibri" w:cs="Calibri" w:eastAsia="Calibri" w:hAnsi="Calibri"/>
+            <w:color w:val="1A4D8F"/>
+            <w:sz w:val="21"/>
+            <w:szCs w:val="21"/>
+            <w:u w:val="single"/>
+          </w:rPr>
+          <w:t xml:space="preserve">The Star (Reuters) - Flock Safety to cut several hundred jobs</w:t>
+        </w:r>
+      </w:hyperlink>
+      <w:r>
+        <w:rPr>
+          <w:rFonts w:ascii="Calibri" w:cs="Calibri" w:eastAsia="Calibri" w:hAnsi="Calibri"/>
+          <w:color w:val="777777"/>
+          <w:sz w:val="17"/>
+          <w:szCs w:val="17"/>
+        </w:rPr>
+        <w:t xml:space="preserve">  https://www.thestar.com.my/tech/tech-news/2026/10/09/exclusive-ai-surveillance-startup-flock-safety-to-cut-several-hundred-jobs-amid-backlash-sources-say</w:t>
+      </w:r>
+    </w:p>
+    <w:p>
+      <w:pPr>
+        <w:pStyle w:val="ListParagraph"/>
+        <w:numPr>
+          <w:ilvl w:val="0"/>
+          <w:numId w:val="3"/>
+        </w:numPr>
+        <w:spacing w:after="50" w:line="259"/>
+      </w:pPr>
+      <w:hyperlink w:history="1" r:id="rId6wlzzmnf2vhuzozqdm7-9">
+        <w:r>
+          <w:rPr>
+            <w:rFonts w:ascii="Calibri" w:cs="Calibri" w:eastAsia="Calibri" w:hAnsi="Calibri"/>
+            <w:color w:val="1A4D8F"/>
+            <w:sz w:val="21"/>
+            <w:szCs w:val="21"/>
+            <w:u w:val="single"/>
+          </w:rPr>
+          <w:t xml:space="preserve">TechCrunch - Flock tries to shrink workforce with buyouts</w:t>
+        </w:r>
+      </w:hyperlink>
+      <w:r>
+        <w:rPr>
+          <w:rFonts w:ascii="Calibri" w:cs="Calibri" w:eastAsia="Calibri" w:hAnsi="Calibri"/>
+          <w:color w:val="777777"/>
+          <w:sz w:val="17"/>
+          <w:szCs w:val="17"/>
+        </w:rPr>
+        <w:t xml:space="preserve">  https://techcrunch.com/2026/09/19/flock-reportedly-tries-to-shrink-workforce-with-employee-buyouts/</w:t>
+      </w:r>
+    </w:p>
+    <w:p>
+      <w:pPr>
+        <w:pStyle w:val="ListParagraph"/>
+        <w:numPr>
+          <w:ilvl w:val="0"/>
+          <w:numId w:val="3"/>
+        </w:numPr>
+        <w:spacing w:after="50" w:line="259"/>
+      </w:pPr>
+      <w:hyperlink w:history="1" r:id="rIdvf9qorv4dn--dnyo0uqp9">
+        <w:r>
+          <w:rPr>
+            <w:rFonts w:ascii="Calibri" w:cs="Calibri" w:eastAsia="Calibri" w:hAnsi="Calibri"/>
+            <w:color w:val="1A4D8F"/>
+            <w:sz w:val="21"/>
+            <w:szCs w:val="21"/>
+            <w:u w:val="single"/>
+          </w:rPr>
+          <w:t xml:space="preserve">Runtime Wire - Flock plans 270 job cuts</w:t>
+        </w:r>
+      </w:hyperlink>
+      <w:r>
+        <w:rPr>
+          <w:rFonts w:ascii="Calibri" w:cs="Calibri" w:eastAsia="Calibri" w:hAnsi="Calibri"/>
+          <w:color w:val="777777"/>
+          <w:sz w:val="17"/>
+          <w:szCs w:val="17"/>
+        </w:rPr>
+        <w:t xml:space="preserve">  https://runtimewire.com/article/flock-safety-plans-270-job-cuts-backlash</w:t>
+      </w:r>
+    </w:p>
+    <w:p>
+      <w:pPr>
+        <w:pStyle w:val="ListParagraph"/>
+        <w:numPr>
+          <w:ilvl w:val="0"/>
+          <w:numId w:val="3"/>
+        </w:numPr>
+        <w:spacing w:after="50" w:line="259"/>
+      </w:pPr>
+      <w:hyperlink w:history="1" r:id="rIditjujysldpezxoos1cpda">
+        <w:r>
+          <w:rPr>
+            <w:rFonts w:ascii="Calibri" w:cs="Calibri" w:eastAsia="Calibri" w:hAnsi="Calibri"/>
+            <w:color w:val="1A4D8F"/>
+            <w:sz w:val="21"/>
+            <w:szCs w:val="21"/>
+            <w:u w:val="single"/>
+          </w:rPr>
+          <w:t xml:space="preserve">Runtime Wire - Flock voluntary buyouts</w:t>
+        </w:r>
+      </w:hyperlink>
+      <w:r>
+        <w:rPr>
+          <w:rFonts w:ascii="Calibri" w:cs="Calibri" w:eastAsia="Calibri" w:hAnsi="Calibri"/>
+          <w:color w:val="777777"/>
+          <w:sz w:val="17"/>
+          <w:szCs w:val="17"/>
+        </w:rPr>
+        <w:t xml:space="preserve">  https://runtimewire.com/article/flock-safety-voluntary-buyouts-workforce-surveillance-backlash</w:t>
+      </w:r>
+    </w:p>
+    <w:p>
+      <w:pPr>
+        <w:pStyle w:val="ListParagraph"/>
+        <w:numPr>
+          <w:ilvl w:val="0"/>
+          <w:numId w:val="3"/>
+        </w:numPr>
+        <w:spacing w:after="50" w:line="259"/>
+      </w:pPr>
+      <w:hyperlink w:history="1" r:id="rIdag8tecuspqzau6bxih70x">
+        <w:r>
+          <w:rPr>
+            <w:rFonts w:ascii="Calibri" w:cs="Calibri" w:eastAsia="Calibri" w:hAnsi="Calibri"/>
+            <w:color w:val="1A4D8F"/>
+            <w:sz w:val="21"/>
+            <w:szCs w:val="21"/>
+            <w:u w:val="single"/>
+          </w:rPr>
+          <w:t xml:space="preserve">Futurism - Flock crisis and employee buyouts</w:t>
+        </w:r>
+      </w:hyperlink>
+      <w:r>
+        <w:rPr>
+          <w:rFonts w:ascii="Calibri" w:cs="Calibri" w:eastAsia="Calibri" w:hAnsi="Calibri"/>
+          <w:color w:val="777777"/>
+          <w:sz w:val="17"/>
+          <w:szCs w:val="17"/>
+        </w:rPr>
+        <w:t xml:space="preserve">  https://futurism.com/artificial-intelligence/flock-crisis-employee-buyouts</w:t>
+      </w:r>
+    </w:p>
+    <w:p>
+      <w:pPr>
+        <w:pStyle w:val="ListParagraph"/>
+        <w:numPr>
+          <w:ilvl w:val="0"/>
+          <w:numId w:val="3"/>
+        </w:numPr>
+        <w:spacing w:after="50" w:line="259"/>
+      </w:pPr>
+      <w:hyperlink w:history="1" r:id="rId8h8acosoyqgnflihk-vke">
+        <w:r>
+          <w:rPr>
+            <w:rFonts w:ascii="Calibri" w:cs="Calibri" w:eastAsia="Calibri" w:hAnsi="Calibri"/>
+            <w:color w:val="1A4D8F"/>
+            <w:sz w:val="21"/>
+            <w:szCs w:val="21"/>
+            <w:u w:val="single"/>
+          </w:rPr>
+          <w:t xml:space="preserve">IBTimes - Flock buyout and customer exodus</w:t>
+        </w:r>
+      </w:hyperlink>
+      <w:r>
+        <w:rPr>
+          <w:rFonts w:ascii="Calibri" w:cs="Calibri" w:eastAsia="Calibri" w:hAnsi="Calibri"/>
+          <w:color w:val="777777"/>
+          <w:sz w:val="17"/>
+          <w:szCs w:val="17"/>
+        </w:rPr>
+        <w:t xml:space="preserve">  https://www.ibtimes.co.uk/flock-safety-workers-buyout-customer-exodus-1821986</w:t>
+      </w:r>
+    </w:p>
+    <w:p>
+      <w:pPr>
+        <w:pStyle w:val="ListParagraph"/>
+        <w:numPr>
+          <w:ilvl w:val="0"/>
+          <w:numId w:val="3"/>
+        </w:numPr>
+        <w:spacing w:after="50" w:line="259"/>
+      </w:pPr>
+      <w:hyperlink w:history="1" r:id="rIdo01npfkre1w9lsay4ly5g">
+        <w:r>
+          <w:rPr>
+            <w:rFonts w:ascii="Calibri" w:cs="Calibri" w:eastAsia="Calibri" w:hAnsi="Calibri"/>
+            <w:color w:val="1A4D8F"/>
+            <w:sz w:val="21"/>
+            <w:szCs w:val="21"/>
+            <w:u w:val="single"/>
+          </w:rPr>
+          <w:t xml:space="preserve">IPVM - Flock CEO on backlash</w:t>
+        </w:r>
+      </w:hyperlink>
+      <w:r>
+        <w:rPr>
+          <w:rFonts w:ascii="Calibri" w:cs="Calibri" w:eastAsia="Calibri" w:hAnsi="Calibri"/>
+          <w:color w:val="777777"/>
+          <w:sz w:val="17"/>
+          <w:szCs w:val="17"/>
+        </w:rPr>
+        <w:t xml:space="preserve">  https://ipvm.com/reports/flock-trump</w:t>
+      </w:r>
+    </w:p>
+    <w:p>
+      <w:pPr>
+        <w:pStyle w:val="ListParagraph"/>
+        <w:numPr>
+          <w:ilvl w:val="0"/>
+          <w:numId w:val="3"/>
+        </w:numPr>
+        <w:spacing w:after="50" w:line="259"/>
+      </w:pPr>
+      <w:hyperlink w:history="1" r:id="rIdte3qbdknbsvhkufi61ohb">
+        <w:r>
+          <w:rPr>
+            <w:rFonts w:ascii="Calibri" w:cs="Calibri" w:eastAsia="Calibri" w:hAnsi="Calibri"/>
+            <w:color w:val="1A4D8F"/>
+            <w:sz w:val="21"/>
+            <w:szCs w:val="21"/>
+            <w:u w:val="single"/>
+          </w:rPr>
+          <w:t xml:space="preserve">IPVM - Flock negative news reports</w:t>
+        </w:r>
+      </w:hyperlink>
+      <w:r>
+        <w:rPr>
+          <w:rFonts w:ascii="Calibri" w:cs="Calibri" w:eastAsia="Calibri" w:hAnsi="Calibri"/>
+          <w:color w:val="777777"/>
+          <w:sz w:val="17"/>
+          <w:szCs w:val="17"/>
+        </w:rPr>
+        <w:t xml:space="preserve">  https://ipvm.com/reports/flock-neg-news</w:t>
       </w:r>
     </w:p>
     <w:sectPr>
